--- a/docs/Manual_Tecnico_CEP1.docx
+++ b/docs/Manual_Tecnico_CEP1.docx
@@ -241,12 +241,16 @@
       <w:pPr>
         <w:pStyle w:val="Ttulo1"/>
         <w:rPr>
+          <w:sz w:val="50"/>
+          <w:szCs w:val="50"/>
           <w:lang w:val="es-VE"/>
         </w:rPr>
       </w:pPr>
       <w:bookmarkStart w:id="0" w:name="_Toc1"/>
       <w:r>
         <w:rPr>
+          <w:sz w:val="50"/>
+          <w:szCs w:val="50"/>
           <w:lang w:val="es-VE"/>
         </w:rPr>
         <w:lastRenderedPageBreak/>
@@ -257,11 +261,19 @@
     <w:p>
       <w:pPr>
         <w:rPr>
-          <w:lang w:val="es-VE"/>
-        </w:rPr>
-      </w:pPr>
-      <w:r>
-        <w:rPr>
+          <w:b/>
+          <w:bCs/>
+          <w:sz w:val="40"/>
+          <w:szCs w:val="40"/>
+          <w:lang w:val="es-VE"/>
+        </w:rPr>
+      </w:pPr>
+      <w:r>
+        <w:rPr>
+          <w:b/>
+          <w:bCs/>
+          <w:sz w:val="40"/>
+          <w:szCs w:val="40"/>
           <w:lang w:val="es-VE"/>
         </w:rPr>
         <w:t>Capítulo 1: Arquitectura y Requerimientos Generales</w:t>
@@ -270,11 +282,19 @@
     <w:p>
       <w:pPr>
         <w:rPr>
-          <w:lang w:val="es-VE"/>
-        </w:rPr>
-      </w:pPr>
-      <w:r>
-        <w:rPr>
+          <w:b/>
+          <w:bCs/>
+          <w:sz w:val="40"/>
+          <w:szCs w:val="40"/>
+          <w:lang w:val="es-VE"/>
+        </w:rPr>
+      </w:pPr>
+      <w:r>
+        <w:rPr>
+          <w:b/>
+          <w:bCs/>
+          <w:sz w:val="40"/>
+          <w:szCs w:val="40"/>
           <w:lang w:val="es-VE"/>
         </w:rPr>
         <w:t>Capítulo 2: Base de Datos, Trazabilidad y Aislamiento</w:t>
@@ -283,11 +303,19 @@
     <w:p>
       <w:pPr>
         <w:rPr>
-          <w:lang w:val="es-VE"/>
-        </w:rPr>
-      </w:pPr>
-      <w:r>
-        <w:rPr>
+          <w:b/>
+          <w:bCs/>
+          <w:sz w:val="40"/>
+          <w:szCs w:val="40"/>
+          <w:lang w:val="es-VE"/>
+        </w:rPr>
+      </w:pPr>
+      <w:r>
+        <w:rPr>
+          <w:b/>
+          <w:bCs/>
+          <w:sz w:val="40"/>
+          <w:szCs w:val="40"/>
           <w:lang w:val="es-VE"/>
         </w:rPr>
         <w:t>Capítulo 3: Transacciones Financieras y Módulos Complejos</w:t>
@@ -296,11 +324,19 @@
     <w:p>
       <w:pPr>
         <w:rPr>
-          <w:lang w:val="es-VE"/>
-        </w:rPr>
-      </w:pPr>
-      <w:r>
-        <w:rPr>
+          <w:b/>
+          <w:bCs/>
+          <w:sz w:val="40"/>
+          <w:szCs w:val="40"/>
+          <w:lang w:val="es-VE"/>
+        </w:rPr>
+      </w:pPr>
+      <w:r>
+        <w:rPr>
+          <w:b/>
+          <w:bCs/>
+          <w:sz w:val="40"/>
+          <w:szCs w:val="40"/>
           <w:lang w:val="es-VE"/>
         </w:rPr>
         <w:t>Capítulo 4: Motor de Nómina y Procesamiento en Segundo Plano</w:t>
@@ -309,14 +345,73 @@
     <w:p>
       <w:pPr>
         <w:rPr>
-          <w:lang w:val="es-VE"/>
-        </w:rPr>
-      </w:pPr>
-      <w:r>
-        <w:rPr>
+          <w:b/>
+          <w:bCs/>
+          <w:sz w:val="40"/>
+          <w:szCs w:val="40"/>
+          <w:lang w:val="es-VE"/>
+        </w:rPr>
+      </w:pPr>
+      <w:r>
+        <w:rPr>
+          <w:b/>
+          <w:bCs/>
+          <w:sz w:val="40"/>
+          <w:szCs w:val="40"/>
           <w:lang w:val="es-VE"/>
         </w:rPr>
         <w:t>Capítulo 5: Despliegue y Mantenimiento</w:t>
+      </w:r>
+    </w:p>
+    <w:p>
+      <w:pPr>
+        <w:rPr>
+          <w:b/>
+          <w:bCs/>
+          <w:sz w:val="40"/>
+          <w:szCs w:val="40"/>
+          <w:lang w:val="es-VE"/>
+        </w:rPr>
+      </w:pPr>
+      <w:r>
+        <w:rPr>
+          <w:b/>
+          <w:bCs/>
+          <w:sz w:val="40"/>
+          <w:szCs w:val="40"/>
+          <w:lang w:val="es-VE"/>
+        </w:rPr>
+        <w:t xml:space="preserve">Capítulo </w:t>
+      </w:r>
+      <w:r>
+        <w:rPr>
+          <w:b/>
+          <w:bCs/>
+          <w:sz w:val="40"/>
+          <w:szCs w:val="40"/>
+          <w:lang w:val="es-VE"/>
+        </w:rPr>
+        <w:t>6</w:t>
+      </w:r>
+      <w:r>
+        <w:rPr>
+          <w:b/>
+          <w:bCs/>
+          <w:sz w:val="40"/>
+          <w:szCs w:val="40"/>
+          <w:lang w:val="es-VE"/>
+        </w:rPr>
+        <w:t xml:space="preserve">: </w:t>
+      </w:r>
+      <w:r>
+        <w:rPr>
+          <w:b/>
+          <w:bCs/>
+          <w:sz w:val="40"/>
+          <w:szCs w:val="40"/>
+          <w:lang w:val="es-VE"/>
+        </w:rPr>
+        <w:t>Requerimientos del sistema</w:t>
       </w:r>
     </w:p>
     <w:p>
@@ -674,378 +769,304 @@
           <w:color w:val="D63384"/>
           <w:lang w:val="es-VE"/>
         </w:rPr>
+        <w:t xml:space="preserve"> partidas() {</w:t>
+      </w:r>
+    </w:p>
+    <w:p>
+      <w:pPr>
+        <w:pStyle w:val="codeBox"/>
+        <w:rPr>
+          <w:lang w:val="es-VE"/>
+        </w:rPr>
+      </w:pPr>
+      <w:r>
+        <w:rPr>
+          <w:rFonts w:ascii="Consolas" w:eastAsia="Consolas" w:hAnsi="Consolas" w:cs="Consolas"/>
+          <w:color w:val="333333"/>
+          <w:lang w:val="es-VE"/>
+        </w:rPr>
+        <w:t xml:space="preserve">    </w:t>
+      </w:r>
+      <w:proofErr w:type="spellStart"/>
+      <w:r>
+        <w:rPr>
+          <w:rFonts w:ascii="Consolas" w:eastAsia="Consolas" w:hAnsi="Consolas" w:cs="Consolas"/>
+          <w:color w:val="333333"/>
+          <w:lang w:val="es-VE"/>
+        </w:rPr>
+        <w:t>return</w:t>
+      </w:r>
+      <w:proofErr w:type="spellEnd"/>
+      <w:r>
+        <w:rPr>
+          <w:rFonts w:ascii="Consolas" w:eastAsia="Consolas" w:hAnsi="Consolas" w:cs="Consolas"/>
+          <w:color w:val="333333"/>
+          <w:lang w:val="es-VE"/>
+        </w:rPr>
+        <w:t xml:space="preserve"> Cache::</w:t>
+      </w:r>
+      <w:proofErr w:type="spellStart"/>
+      <w:r>
+        <w:rPr>
+          <w:rFonts w:ascii="Consolas" w:eastAsia="Consolas" w:hAnsi="Consolas" w:cs="Consolas"/>
+          <w:color w:val="333333"/>
+          <w:lang w:val="es-VE"/>
+        </w:rPr>
+        <w:t>remember</w:t>
+      </w:r>
+      <w:proofErr w:type="spellEnd"/>
+      <w:r>
+        <w:rPr>
+          <w:rFonts w:ascii="Consolas" w:eastAsia="Consolas" w:hAnsi="Consolas" w:cs="Consolas"/>
+          <w:color w:val="333333"/>
+          <w:lang w:val="es-VE"/>
+        </w:rPr>
+        <w:t>("</w:t>
+      </w:r>
+      <w:proofErr w:type="spellStart"/>
+      <w:r>
+        <w:rPr>
+          <w:rFonts w:ascii="Consolas" w:eastAsia="Consolas" w:hAnsi="Consolas" w:cs="Consolas"/>
+          <w:color w:val="333333"/>
+          <w:lang w:val="es-VE"/>
+        </w:rPr>
+        <w:t>catalogo_partidas</w:t>
+      </w:r>
+      <w:proofErr w:type="spellEnd"/>
+      <w:r>
+        <w:rPr>
+          <w:rFonts w:ascii="Consolas" w:eastAsia="Consolas" w:hAnsi="Consolas" w:cs="Consolas"/>
+          <w:color w:val="333333"/>
+          <w:lang w:val="es-VE"/>
+        </w:rPr>
+        <w:t xml:space="preserve">_" . </w:t>
+      </w:r>
+      <w:proofErr w:type="spellStart"/>
+      <w:r>
+        <w:rPr>
+          <w:rFonts w:ascii="Consolas" w:eastAsia="Consolas" w:hAnsi="Consolas" w:cs="Consolas"/>
+          <w:color w:val="333333"/>
+          <w:lang w:val="es-VE"/>
+        </w:rPr>
+        <w:t>session</w:t>
+      </w:r>
+      <w:proofErr w:type="spellEnd"/>
+      <w:r>
+        <w:rPr>
+          <w:rFonts w:ascii="Consolas" w:eastAsia="Consolas" w:hAnsi="Consolas" w:cs="Consolas"/>
+          <w:color w:val="333333"/>
+          <w:lang w:val="es-VE"/>
+        </w:rPr>
+        <w:t>("</w:t>
+      </w:r>
+      <w:proofErr w:type="spellStart"/>
+      <w:r>
+        <w:rPr>
+          <w:rFonts w:ascii="Consolas" w:eastAsia="Consolas" w:hAnsi="Consolas" w:cs="Consolas"/>
+          <w:color w:val="333333"/>
+          <w:lang w:val="es-VE"/>
+        </w:rPr>
+        <w:t>ejercicio_id</w:t>
+      </w:r>
+      <w:proofErr w:type="spellEnd"/>
+      <w:r>
+        <w:rPr>
+          <w:rFonts w:ascii="Consolas" w:eastAsia="Consolas" w:hAnsi="Consolas" w:cs="Consolas"/>
+          <w:color w:val="333333"/>
+          <w:lang w:val="es-VE"/>
+        </w:rPr>
+        <w:t xml:space="preserve">"), 3600, </w:t>
+      </w:r>
+      <w:proofErr w:type="spellStart"/>
+      <w:r>
+        <w:rPr>
+          <w:rFonts w:ascii="Consolas" w:eastAsia="Consolas" w:hAnsi="Consolas" w:cs="Consolas"/>
+          <w:color w:val="333333"/>
+          <w:lang w:val="es-VE"/>
+        </w:rPr>
+        <w:t>function</w:t>
+      </w:r>
+      <w:proofErr w:type="spellEnd"/>
+      <w:r>
+        <w:rPr>
+          <w:rFonts w:ascii="Consolas" w:eastAsia="Consolas" w:hAnsi="Consolas" w:cs="Consolas"/>
+          <w:color w:val="333333"/>
+          <w:lang w:val="es-VE"/>
+        </w:rPr>
+        <w:t xml:space="preserve"> () {</w:t>
+      </w:r>
+    </w:p>
+    <w:p>
+      <w:pPr>
+        <w:pStyle w:val="codeBox"/>
+        <w:rPr>
+          <w:lang w:val="es-VE"/>
+        </w:rPr>
+      </w:pPr>
+      <w:r>
+        <w:rPr>
+          <w:rFonts w:ascii="Consolas" w:eastAsia="Consolas" w:hAnsi="Consolas" w:cs="Consolas"/>
+          <w:color w:val="333333"/>
+          <w:lang w:val="es-VE"/>
+        </w:rPr>
+        <w:t xml:space="preserve">        </w:t>
+      </w:r>
+      <w:proofErr w:type="spellStart"/>
+      <w:r>
+        <w:rPr>
+          <w:rFonts w:ascii="Consolas" w:eastAsia="Consolas" w:hAnsi="Consolas" w:cs="Consolas"/>
+          <w:color w:val="333333"/>
+          <w:lang w:val="es-VE"/>
+        </w:rPr>
+        <w:t>return</w:t>
+      </w:r>
+      <w:proofErr w:type="spellEnd"/>
+      <w:r>
+        <w:rPr>
+          <w:rFonts w:ascii="Consolas" w:eastAsia="Consolas" w:hAnsi="Consolas" w:cs="Consolas"/>
+          <w:color w:val="333333"/>
+          <w:lang w:val="es-VE"/>
+        </w:rPr>
         <w:t xml:space="preserve"> </w:t>
       </w:r>
-      <w:proofErr w:type="gramStart"/>
+      <w:proofErr w:type="spellStart"/>
+      <w:r>
+        <w:rPr>
+          <w:rFonts w:ascii="Consolas" w:eastAsia="Consolas" w:hAnsi="Consolas" w:cs="Consolas"/>
+          <w:color w:val="333333"/>
+          <w:lang w:val="es-VE"/>
+        </w:rPr>
+        <w:t>PartidaPresupuestaria</w:t>
+      </w:r>
+      <w:proofErr w:type="spellEnd"/>
+      <w:r>
+        <w:rPr>
+          <w:rFonts w:ascii="Consolas" w:eastAsia="Consolas" w:hAnsi="Consolas" w:cs="Consolas"/>
+          <w:color w:val="333333"/>
+          <w:lang w:val="es-VE"/>
+        </w:rPr>
+        <w:t>::</w:t>
+      </w:r>
+      <w:proofErr w:type="spellStart"/>
+      <w:r>
+        <w:rPr>
+          <w:rFonts w:ascii="Consolas" w:eastAsia="Consolas" w:hAnsi="Consolas" w:cs="Consolas"/>
+          <w:color w:val="333333"/>
+          <w:lang w:val="es-VE"/>
+        </w:rPr>
+        <w:t>where</w:t>
+      </w:r>
+      <w:proofErr w:type="spellEnd"/>
+      <w:r>
+        <w:rPr>
+          <w:rFonts w:ascii="Consolas" w:eastAsia="Consolas" w:hAnsi="Consolas" w:cs="Consolas"/>
+          <w:color w:val="333333"/>
+          <w:lang w:val="es-VE"/>
+        </w:rPr>
+        <w:t>("</w:t>
+      </w:r>
+      <w:proofErr w:type="spellStart"/>
+      <w:r>
+        <w:rPr>
+          <w:rFonts w:ascii="Consolas" w:eastAsia="Consolas" w:hAnsi="Consolas" w:cs="Consolas"/>
+          <w:color w:val="333333"/>
+          <w:lang w:val="es-VE"/>
+        </w:rPr>
+        <w:t>ejercicio_fiscal_id</w:t>
+      </w:r>
+      <w:proofErr w:type="spellEnd"/>
+      <w:r>
+        <w:rPr>
+          <w:rFonts w:ascii="Consolas" w:eastAsia="Consolas" w:hAnsi="Consolas" w:cs="Consolas"/>
+          <w:color w:val="333333"/>
+          <w:lang w:val="es-VE"/>
+        </w:rPr>
+        <w:t xml:space="preserve">", </w:t>
+      </w:r>
+      <w:proofErr w:type="spellStart"/>
+      <w:r>
+        <w:rPr>
+          <w:rFonts w:ascii="Consolas" w:eastAsia="Consolas" w:hAnsi="Consolas" w:cs="Consolas"/>
+          <w:color w:val="333333"/>
+          <w:lang w:val="es-VE"/>
+        </w:rPr>
+        <w:t>session</w:t>
+      </w:r>
+      <w:proofErr w:type="spellEnd"/>
+      <w:r>
+        <w:rPr>
+          <w:rFonts w:ascii="Consolas" w:eastAsia="Consolas" w:hAnsi="Consolas" w:cs="Consolas"/>
+          <w:color w:val="333333"/>
+          <w:lang w:val="es-VE"/>
+        </w:rPr>
+        <w:t>("</w:t>
+      </w:r>
+      <w:proofErr w:type="spellStart"/>
+      <w:r>
+        <w:rPr>
+          <w:rFonts w:ascii="Consolas" w:eastAsia="Consolas" w:hAnsi="Consolas" w:cs="Consolas"/>
+          <w:color w:val="333333"/>
+          <w:lang w:val="es-VE"/>
+        </w:rPr>
+        <w:t>ejercicio_id</w:t>
+      </w:r>
+      <w:proofErr w:type="spellEnd"/>
+      <w:r>
+        <w:rPr>
+          <w:rFonts w:ascii="Consolas" w:eastAsia="Consolas" w:hAnsi="Consolas" w:cs="Consolas"/>
+          <w:color w:val="333333"/>
+          <w:lang w:val="es-VE"/>
+        </w:rPr>
+        <w:t>"))-&gt;</w:t>
+      </w:r>
+      <w:proofErr w:type="spellStart"/>
+      <w:r>
+        <w:rPr>
+          <w:rFonts w:ascii="Consolas" w:eastAsia="Consolas" w:hAnsi="Consolas" w:cs="Consolas"/>
+          <w:color w:val="333333"/>
+          <w:lang w:val="es-VE"/>
+        </w:rPr>
+        <w:t>get</w:t>
+      </w:r>
+      <w:proofErr w:type="spellEnd"/>
+      <w:r>
+        <w:rPr>
+          <w:rFonts w:ascii="Consolas" w:eastAsia="Consolas" w:hAnsi="Consolas" w:cs="Consolas"/>
+          <w:color w:val="333333"/>
+          <w:lang w:val="es-VE"/>
+        </w:rPr>
+        <w:t>();</w:t>
+      </w:r>
+    </w:p>
+    <w:p>
+      <w:pPr>
+        <w:pStyle w:val="codeBox"/>
+        <w:rPr>
+          <w:lang w:val="es-VE"/>
+        </w:rPr>
+      </w:pPr>
+      <w:r>
+        <w:rPr>
+          <w:rFonts w:ascii="Consolas" w:eastAsia="Consolas" w:hAnsi="Consolas" w:cs="Consolas"/>
+          <w:color w:val="333333"/>
+          <w:lang w:val="es-VE"/>
+        </w:rPr>
+        <w:t xml:space="preserve">    });</w:t>
+      </w:r>
+    </w:p>
+    <w:p>
+      <w:pPr>
+        <w:pStyle w:val="codeBox"/>
+        <w:rPr>
+          <w:lang w:val="es-VE"/>
+        </w:rPr>
+      </w:pPr>
       <w:r>
         <w:rPr>
           <w:rFonts w:ascii="Consolas" w:eastAsia="Consolas" w:hAnsi="Consolas" w:cs="Consolas"/>
           <w:color w:val="D63384"/>
           <w:lang w:val="es-VE"/>
         </w:rPr>
-        <w:t>partidas(</w:t>
-      </w:r>
-      <w:proofErr w:type="gramEnd"/>
-      <w:r>
-        <w:rPr>
-          <w:rFonts w:ascii="Consolas" w:eastAsia="Consolas" w:hAnsi="Consolas" w:cs="Consolas"/>
-          <w:color w:val="D63384"/>
-          <w:lang w:val="es-VE"/>
-        </w:rPr>
-        <w:t>) {</w:t>
-      </w:r>
-    </w:p>
-    <w:p>
-      <w:pPr>
-        <w:pStyle w:val="codeBox"/>
-        <w:rPr>
-          <w:lang w:val="es-VE"/>
-        </w:rPr>
-      </w:pPr>
-      <w:r>
-        <w:rPr>
-          <w:rFonts w:ascii="Consolas" w:eastAsia="Consolas" w:hAnsi="Consolas" w:cs="Consolas"/>
-          <w:color w:val="333333"/>
-          <w:lang w:val="es-VE"/>
-        </w:rPr>
-        <w:t xml:space="preserve">    </w:t>
-      </w:r>
-      <w:proofErr w:type="spellStart"/>
-      <w:r>
-        <w:rPr>
-          <w:rFonts w:ascii="Consolas" w:eastAsia="Consolas" w:hAnsi="Consolas" w:cs="Consolas"/>
-          <w:color w:val="333333"/>
-          <w:lang w:val="es-VE"/>
-        </w:rPr>
-        <w:t>return</w:t>
-      </w:r>
-      <w:proofErr w:type="spellEnd"/>
-      <w:r>
-        <w:rPr>
-          <w:rFonts w:ascii="Consolas" w:eastAsia="Consolas" w:hAnsi="Consolas" w:cs="Consolas"/>
-          <w:color w:val="333333"/>
-          <w:lang w:val="es-VE"/>
-        </w:rPr>
-        <w:t xml:space="preserve"> </w:t>
-      </w:r>
-      <w:proofErr w:type="gramStart"/>
-      <w:r>
-        <w:rPr>
-          <w:rFonts w:ascii="Consolas" w:eastAsia="Consolas" w:hAnsi="Consolas" w:cs="Consolas"/>
-          <w:color w:val="333333"/>
-          <w:lang w:val="es-VE"/>
-        </w:rPr>
-        <w:t>Cache::</w:t>
-      </w:r>
-      <w:proofErr w:type="spellStart"/>
-      <w:r>
-        <w:rPr>
-          <w:rFonts w:ascii="Consolas" w:eastAsia="Consolas" w:hAnsi="Consolas" w:cs="Consolas"/>
-          <w:color w:val="333333"/>
-          <w:lang w:val="es-VE"/>
-        </w:rPr>
-        <w:t>remember</w:t>
-      </w:r>
-      <w:proofErr w:type="spellEnd"/>
-      <w:r>
-        <w:rPr>
-          <w:rFonts w:ascii="Consolas" w:eastAsia="Consolas" w:hAnsi="Consolas" w:cs="Consolas"/>
-          <w:color w:val="333333"/>
-          <w:lang w:val="es-VE"/>
-        </w:rPr>
-        <w:t>(</w:t>
-      </w:r>
-      <w:proofErr w:type="gramEnd"/>
-      <w:r>
-        <w:rPr>
-          <w:rFonts w:ascii="Consolas" w:eastAsia="Consolas" w:hAnsi="Consolas" w:cs="Consolas"/>
-          <w:color w:val="333333"/>
-          <w:lang w:val="es-VE"/>
-        </w:rPr>
-        <w:t>"</w:t>
-      </w:r>
-      <w:proofErr w:type="spellStart"/>
-      <w:r>
-        <w:rPr>
-          <w:rFonts w:ascii="Consolas" w:eastAsia="Consolas" w:hAnsi="Consolas" w:cs="Consolas"/>
-          <w:color w:val="333333"/>
-          <w:lang w:val="es-VE"/>
-        </w:rPr>
-        <w:t>catalogo_partidas</w:t>
-      </w:r>
-      <w:proofErr w:type="spellEnd"/>
-      <w:r>
-        <w:rPr>
-          <w:rFonts w:ascii="Consolas" w:eastAsia="Consolas" w:hAnsi="Consolas" w:cs="Consolas"/>
-          <w:color w:val="333333"/>
-          <w:lang w:val="es-VE"/>
-        </w:rPr>
-        <w:t>_</w:t>
-      </w:r>
-      <w:proofErr w:type="gramStart"/>
-      <w:r>
-        <w:rPr>
-          <w:rFonts w:ascii="Consolas" w:eastAsia="Consolas" w:hAnsi="Consolas" w:cs="Consolas"/>
-          <w:color w:val="333333"/>
-          <w:lang w:val="es-VE"/>
-        </w:rPr>
-        <w:t>" .</w:t>
-      </w:r>
-      <w:proofErr w:type="gramEnd"/>
-      <w:r>
-        <w:rPr>
-          <w:rFonts w:ascii="Consolas" w:eastAsia="Consolas" w:hAnsi="Consolas" w:cs="Consolas"/>
-          <w:color w:val="333333"/>
-          <w:lang w:val="es-VE"/>
-        </w:rPr>
-        <w:t xml:space="preserve"> </w:t>
-      </w:r>
-      <w:proofErr w:type="spellStart"/>
-      <w:r>
-        <w:rPr>
-          <w:rFonts w:ascii="Consolas" w:eastAsia="Consolas" w:hAnsi="Consolas" w:cs="Consolas"/>
-          <w:color w:val="333333"/>
-          <w:lang w:val="es-VE"/>
-        </w:rPr>
-        <w:t>session</w:t>
-      </w:r>
-      <w:proofErr w:type="spellEnd"/>
-      <w:r>
-        <w:rPr>
-          <w:rFonts w:ascii="Consolas" w:eastAsia="Consolas" w:hAnsi="Consolas" w:cs="Consolas"/>
-          <w:color w:val="333333"/>
-          <w:lang w:val="es-VE"/>
-        </w:rPr>
-        <w:t>("</w:t>
-      </w:r>
-      <w:proofErr w:type="spellStart"/>
-      <w:r>
-        <w:rPr>
-          <w:rFonts w:ascii="Consolas" w:eastAsia="Consolas" w:hAnsi="Consolas" w:cs="Consolas"/>
-          <w:color w:val="333333"/>
-          <w:lang w:val="es-VE"/>
-        </w:rPr>
-        <w:t>ejercicio_id</w:t>
-      </w:r>
-      <w:proofErr w:type="spellEnd"/>
-      <w:r>
-        <w:rPr>
-          <w:rFonts w:ascii="Consolas" w:eastAsia="Consolas" w:hAnsi="Consolas" w:cs="Consolas"/>
-          <w:color w:val="333333"/>
-          <w:lang w:val="es-VE"/>
-        </w:rPr>
-        <w:t xml:space="preserve">"), 3600, </w:t>
-      </w:r>
-      <w:proofErr w:type="spellStart"/>
-      <w:r>
-        <w:rPr>
-          <w:rFonts w:ascii="Consolas" w:eastAsia="Consolas" w:hAnsi="Consolas" w:cs="Consolas"/>
-          <w:color w:val="333333"/>
-          <w:lang w:val="es-VE"/>
-        </w:rPr>
-        <w:t>function</w:t>
-      </w:r>
-      <w:proofErr w:type="spellEnd"/>
-      <w:r>
-        <w:rPr>
-          <w:rFonts w:ascii="Consolas" w:eastAsia="Consolas" w:hAnsi="Consolas" w:cs="Consolas"/>
-          <w:color w:val="333333"/>
-          <w:lang w:val="es-VE"/>
-        </w:rPr>
-        <w:t xml:space="preserve"> () {</w:t>
-      </w:r>
-    </w:p>
-    <w:p>
-      <w:pPr>
-        <w:pStyle w:val="codeBox"/>
-        <w:rPr>
-          <w:lang w:val="es-VE"/>
-        </w:rPr>
-      </w:pPr>
-      <w:r>
-        <w:rPr>
-          <w:rFonts w:ascii="Consolas" w:eastAsia="Consolas" w:hAnsi="Consolas" w:cs="Consolas"/>
-          <w:color w:val="333333"/>
-          <w:lang w:val="es-VE"/>
-        </w:rPr>
-        <w:t xml:space="preserve">        </w:t>
-      </w:r>
-      <w:proofErr w:type="spellStart"/>
-      <w:r>
-        <w:rPr>
-          <w:rFonts w:ascii="Consolas" w:eastAsia="Consolas" w:hAnsi="Consolas" w:cs="Consolas"/>
-          <w:color w:val="333333"/>
-          <w:lang w:val="es-VE"/>
-        </w:rPr>
-        <w:t>return</w:t>
-      </w:r>
-      <w:proofErr w:type="spellEnd"/>
-      <w:r>
-        <w:rPr>
-          <w:rFonts w:ascii="Consolas" w:eastAsia="Consolas" w:hAnsi="Consolas" w:cs="Consolas"/>
-          <w:color w:val="333333"/>
-          <w:lang w:val="es-VE"/>
-        </w:rPr>
-        <w:t xml:space="preserve"> </w:t>
-      </w:r>
-      <w:proofErr w:type="spellStart"/>
-      <w:proofErr w:type="gramStart"/>
-      <w:r>
-        <w:rPr>
-          <w:rFonts w:ascii="Consolas" w:eastAsia="Consolas" w:hAnsi="Consolas" w:cs="Consolas"/>
-          <w:color w:val="333333"/>
-          <w:lang w:val="es-VE"/>
-        </w:rPr>
-        <w:t>PartidaPresupuestaria</w:t>
-      </w:r>
-      <w:proofErr w:type="spellEnd"/>
-      <w:r>
-        <w:rPr>
-          <w:rFonts w:ascii="Consolas" w:eastAsia="Consolas" w:hAnsi="Consolas" w:cs="Consolas"/>
-          <w:color w:val="333333"/>
-          <w:lang w:val="es-VE"/>
-        </w:rPr>
-        <w:t>::</w:t>
-      </w:r>
-      <w:proofErr w:type="spellStart"/>
-      <w:r>
-        <w:rPr>
-          <w:rFonts w:ascii="Consolas" w:eastAsia="Consolas" w:hAnsi="Consolas" w:cs="Consolas"/>
-          <w:color w:val="333333"/>
-          <w:lang w:val="es-VE"/>
-        </w:rPr>
-        <w:t>where</w:t>
-      </w:r>
-      <w:proofErr w:type="spellEnd"/>
-      <w:r>
-        <w:rPr>
-          <w:rFonts w:ascii="Consolas" w:eastAsia="Consolas" w:hAnsi="Consolas" w:cs="Consolas"/>
-          <w:color w:val="333333"/>
-          <w:lang w:val="es-VE"/>
-        </w:rPr>
-        <w:t>(</w:t>
-      </w:r>
-      <w:proofErr w:type="gramEnd"/>
-      <w:r>
-        <w:rPr>
-          <w:rFonts w:ascii="Consolas" w:eastAsia="Consolas" w:hAnsi="Consolas" w:cs="Consolas"/>
-          <w:color w:val="333333"/>
-          <w:lang w:val="es-VE"/>
-        </w:rPr>
-        <w:t>"</w:t>
-      </w:r>
-      <w:proofErr w:type="spellStart"/>
-      <w:r>
-        <w:rPr>
-          <w:rFonts w:ascii="Consolas" w:eastAsia="Consolas" w:hAnsi="Consolas" w:cs="Consolas"/>
-          <w:color w:val="333333"/>
-          <w:lang w:val="es-VE"/>
-        </w:rPr>
-        <w:t>ejercicio_fiscal_id</w:t>
-      </w:r>
-      <w:proofErr w:type="spellEnd"/>
-      <w:r>
-        <w:rPr>
-          <w:rFonts w:ascii="Consolas" w:eastAsia="Consolas" w:hAnsi="Consolas" w:cs="Consolas"/>
-          <w:color w:val="333333"/>
-          <w:lang w:val="es-VE"/>
-        </w:rPr>
-        <w:t xml:space="preserve">", </w:t>
-      </w:r>
-      <w:proofErr w:type="spellStart"/>
-      <w:r>
-        <w:rPr>
-          <w:rFonts w:ascii="Consolas" w:eastAsia="Consolas" w:hAnsi="Consolas" w:cs="Consolas"/>
-          <w:color w:val="333333"/>
-          <w:lang w:val="es-VE"/>
-        </w:rPr>
-        <w:t>session</w:t>
-      </w:r>
-      <w:proofErr w:type="spellEnd"/>
-      <w:r>
-        <w:rPr>
-          <w:rFonts w:ascii="Consolas" w:eastAsia="Consolas" w:hAnsi="Consolas" w:cs="Consolas"/>
-          <w:color w:val="333333"/>
-          <w:lang w:val="es-VE"/>
-        </w:rPr>
-        <w:t>("</w:t>
-      </w:r>
-      <w:proofErr w:type="spellStart"/>
-      <w:r>
-        <w:rPr>
-          <w:rFonts w:ascii="Consolas" w:eastAsia="Consolas" w:hAnsi="Consolas" w:cs="Consolas"/>
-          <w:color w:val="333333"/>
-          <w:lang w:val="es-VE"/>
-        </w:rPr>
-        <w:t>ejercicio_id</w:t>
-      </w:r>
-      <w:proofErr w:type="spellEnd"/>
-      <w:r>
-        <w:rPr>
-          <w:rFonts w:ascii="Consolas" w:eastAsia="Consolas" w:hAnsi="Consolas" w:cs="Consolas"/>
-          <w:color w:val="333333"/>
-          <w:lang w:val="es-VE"/>
-        </w:rPr>
-        <w:t>"))-&gt;</w:t>
-      </w:r>
-      <w:proofErr w:type="spellStart"/>
-      <w:proofErr w:type="gramStart"/>
-      <w:r>
-        <w:rPr>
-          <w:rFonts w:ascii="Consolas" w:eastAsia="Consolas" w:hAnsi="Consolas" w:cs="Consolas"/>
-          <w:color w:val="333333"/>
-          <w:lang w:val="es-VE"/>
-        </w:rPr>
-        <w:t>get</w:t>
-      </w:r>
-      <w:proofErr w:type="spellEnd"/>
-      <w:r>
-        <w:rPr>
-          <w:rFonts w:ascii="Consolas" w:eastAsia="Consolas" w:hAnsi="Consolas" w:cs="Consolas"/>
-          <w:color w:val="333333"/>
-          <w:lang w:val="es-VE"/>
-        </w:rPr>
-        <w:t>(</w:t>
-      </w:r>
-      <w:proofErr w:type="gramEnd"/>
-      <w:r>
-        <w:rPr>
-          <w:rFonts w:ascii="Consolas" w:eastAsia="Consolas" w:hAnsi="Consolas" w:cs="Consolas"/>
-          <w:color w:val="333333"/>
-          <w:lang w:val="es-VE"/>
-        </w:rPr>
-        <w:t>);</w:t>
-      </w:r>
-    </w:p>
-    <w:p>
-      <w:pPr>
-        <w:pStyle w:val="codeBox"/>
-        <w:rPr>
-          <w:lang w:val="es-VE"/>
-        </w:rPr>
-      </w:pPr>
-      <w:r>
-        <w:rPr>
-          <w:rFonts w:ascii="Consolas" w:eastAsia="Consolas" w:hAnsi="Consolas" w:cs="Consolas"/>
-          <w:color w:val="333333"/>
-          <w:lang w:val="es-VE"/>
-        </w:rPr>
-        <w:t xml:space="preserve">    });</w:t>
-      </w:r>
-    </w:p>
-    <w:p>
-      <w:pPr>
-        <w:pStyle w:val="codeBox"/>
-        <w:rPr>
-          <w:lang w:val="es-VE"/>
-        </w:rPr>
-      </w:pPr>
-      <w:r>
-        <w:rPr>
-          <w:rFonts w:ascii="Consolas" w:eastAsia="Consolas" w:hAnsi="Consolas" w:cs="Consolas"/>
-          <w:color w:val="D63384"/>
-          <w:lang w:val="es-VE"/>
-        </w:rPr>
         <w:t>}</w:t>
       </w:r>
     </w:p>
@@ -1106,7 +1127,6 @@
         <w:t xml:space="preserve">), los controladores obligan a cargar relaciones anidadas usando el método </w:t>
       </w:r>
       <w:proofErr w:type="spellStart"/>
-      <w:proofErr w:type="gramStart"/>
       <w:r>
         <w:rPr>
           <w:lang w:val="es-VE"/>
@@ -1118,14 +1138,7 @@
         <w:rPr>
           <w:lang w:val="es-VE"/>
         </w:rPr>
-        <w:t>(</w:t>
-      </w:r>
-      <w:proofErr w:type="gramEnd"/>
-      <w:r>
-        <w:rPr>
-          <w:lang w:val="es-VE"/>
-        </w:rPr>
-        <w:t xml:space="preserve">). En el modelo </w:t>
+        <w:t xml:space="preserve">(). En el modelo </w:t>
       </w:r>
       <w:proofErr w:type="spellStart"/>
       <w:r>
@@ -1453,7 +1466,6 @@
         <w:t xml:space="preserve">protected static function </w:t>
       </w:r>
       <w:proofErr w:type="spellStart"/>
-      <w:proofErr w:type="gramStart"/>
       <w:r>
         <w:rPr>
           <w:rFonts w:ascii="Consolas" w:eastAsia="Consolas" w:hAnsi="Consolas" w:cs="Consolas"/>
@@ -1467,15 +1479,7 @@
           <w:rFonts w:ascii="Consolas" w:eastAsia="Consolas" w:hAnsi="Consolas" w:cs="Consolas"/>
           <w:color w:val="D63384"/>
         </w:rPr>
-        <w:t>(</w:t>
-      </w:r>
-      <w:proofErr w:type="gramEnd"/>
-      <w:r>
-        <w:rPr>
-          <w:rFonts w:ascii="Consolas" w:eastAsia="Consolas" w:hAnsi="Consolas" w:cs="Consolas"/>
-          <w:color w:val="D63384"/>
-        </w:rPr>
-        <w:t>) {</w:t>
+        <w:t>() {</w:t>
       </w:r>
     </w:p>
     <w:p>
@@ -1487,15 +1491,7 @@
           <w:rFonts w:ascii="Consolas" w:eastAsia="Consolas" w:hAnsi="Consolas" w:cs="Consolas"/>
           <w:color w:val="333333"/>
         </w:rPr>
-        <w:t xml:space="preserve">    </w:t>
-      </w:r>
-      <w:proofErr w:type="gramStart"/>
-      <w:r>
-        <w:rPr>
-          <w:rFonts w:ascii="Consolas" w:eastAsia="Consolas" w:hAnsi="Consolas" w:cs="Consolas"/>
-          <w:color w:val="333333"/>
-        </w:rPr>
-        <w:t>static::</w:t>
+        <w:t xml:space="preserve">    static::</w:t>
       </w:r>
       <w:proofErr w:type="spellStart"/>
       <w:r>
@@ -1511,15 +1507,7 @@
           <w:rFonts w:ascii="Consolas" w:eastAsia="Consolas" w:hAnsi="Consolas" w:cs="Consolas"/>
           <w:color w:val="333333"/>
         </w:rPr>
-        <w:t>(</w:t>
-      </w:r>
-      <w:proofErr w:type="gramEnd"/>
-      <w:r>
-        <w:rPr>
-          <w:rFonts w:ascii="Consolas" w:eastAsia="Consolas" w:hAnsi="Consolas" w:cs="Consolas"/>
-          <w:color w:val="333333"/>
-        </w:rPr>
-        <w:t>"</w:t>
+        <w:t>("</w:t>
       </w:r>
       <w:proofErr w:type="spellStart"/>
       <w:r>
@@ -1581,7 +1569,6 @@
         <w:t xml:space="preserve">            $builder-&gt;where($builder-&gt;</w:t>
       </w:r>
       <w:proofErr w:type="spellStart"/>
-      <w:proofErr w:type="gramStart"/>
       <w:r>
         <w:rPr>
           <w:rFonts w:ascii="Consolas" w:eastAsia="Consolas" w:hAnsi="Consolas" w:cs="Consolas"/>
@@ -1595,33 +1582,8 @@
           <w:rFonts w:ascii="Consolas" w:eastAsia="Consolas" w:hAnsi="Consolas" w:cs="Consolas"/>
           <w:color w:val="333333"/>
         </w:rPr>
-        <w:t>(</w:t>
-      </w:r>
-      <w:proofErr w:type="gramEnd"/>
-      <w:r>
-        <w:rPr>
-          <w:rFonts w:ascii="Consolas" w:eastAsia="Consolas" w:hAnsi="Consolas" w:cs="Consolas"/>
-          <w:color w:val="333333"/>
-        </w:rPr>
-        <w:t>)-&gt;</w:t>
-      </w:r>
-      <w:proofErr w:type="gramStart"/>
-      <w:r>
-        <w:rPr>
-          <w:rFonts w:ascii="Consolas" w:eastAsia="Consolas" w:hAnsi="Consolas" w:cs="Consolas"/>
-          <w:color w:val="333333"/>
-        </w:rPr>
-        <w:t>from .</w:t>
-      </w:r>
-      <w:proofErr w:type="gramEnd"/>
-      <w:r>
-        <w:rPr>
-          <w:rFonts w:ascii="Consolas" w:eastAsia="Consolas" w:hAnsi="Consolas" w:cs="Consolas"/>
-          <w:color w:val="333333"/>
-        </w:rPr>
-        <w:t xml:space="preserve"> </w:t>
-      </w:r>
-      <w:proofErr w:type="gramStart"/>
+        <w:t xml:space="preserve">()-&gt;from . </w:t>
+      </w:r>
       <w:r>
         <w:rPr>
           <w:rFonts w:ascii="Consolas" w:eastAsia="Consolas" w:hAnsi="Consolas" w:cs="Consolas"/>
@@ -1637,16 +1599,7 @@
           <w:color w:val="333333"/>
           <w:lang w:val="es-VE"/>
         </w:rPr>
-        <w:t>ejercicio</w:t>
-      </w:r>
-      <w:proofErr w:type="gramEnd"/>
-      <w:r>
-        <w:rPr>
-          <w:rFonts w:ascii="Consolas" w:eastAsia="Consolas" w:hAnsi="Consolas" w:cs="Consolas"/>
-          <w:color w:val="333333"/>
-          <w:lang w:val="es-VE"/>
-        </w:rPr>
-        <w:t>_fiscal_id</w:t>
+        <w:t>ejercicio_fiscal_id</w:t>
       </w:r>
       <w:proofErr w:type="spellEnd"/>
       <w:r>
@@ -1822,21 +1775,7 @@
         <w:rPr>
           <w:lang w:val="es-VE"/>
         </w:rPr>
-        <w:t xml:space="preserve">, pagar un Compromiso o una Nómina es un evento altamente crítico. Si se emite el </w:t>
-      </w:r>
-      <w:proofErr w:type="gramStart"/>
-      <w:r>
-        <w:rPr>
-          <w:lang w:val="es-VE"/>
-        </w:rPr>
-        <w:t>pago</w:t>
-      </w:r>
-      <w:proofErr w:type="gramEnd"/>
-      <w:r>
-        <w:rPr>
-          <w:lang w:val="es-VE"/>
-        </w:rPr>
-        <w:t xml:space="preserve"> pero la base de datos se cuelga antes de descontar el saldo de la Partida Presupuestaria, la institución pierde la cuadratura financiera.</w:t>
+        <w:t>, pagar un Compromiso o una Nómina es un evento altamente crítico. Si se emite el pago pero la base de datos se cuelga antes de descontar el saldo de la Partida Presupuestaria, la institución pierde la cuadratura financiera.</w:t>
       </w:r>
     </w:p>
     <w:p>
@@ -1870,517 +1809,446 @@
       <w:pPr>
         <w:pStyle w:val="codeBox"/>
       </w:pPr>
-      <w:proofErr w:type="gramStart"/>
       <w:r>
         <w:rPr>
           <w:rFonts w:ascii="Consolas" w:eastAsia="Consolas" w:hAnsi="Consolas" w:cs="Consolas"/>
           <w:color w:val="D63384"/>
         </w:rPr>
-        <w:t>DB::transaction(</w:t>
-      </w:r>
-      <w:proofErr w:type="gramEnd"/>
+        <w:t>DB::transaction(function () use ($request, $nomina) {</w:t>
+      </w:r>
+    </w:p>
+    <w:p>
+      <w:pPr>
+        <w:pStyle w:val="codeBox"/>
+        <w:rPr>
+          <w:lang w:val="es-VE"/>
+        </w:rPr>
+      </w:pPr>
+      <w:r>
+        <w:rPr>
+          <w:rFonts w:ascii="Consolas" w:eastAsia="Consolas" w:hAnsi="Consolas" w:cs="Consolas"/>
+          <w:color w:val="333333"/>
+        </w:rPr>
+        <w:t xml:space="preserve">    </w:t>
+      </w:r>
+      <w:r>
+        <w:rPr>
+          <w:rFonts w:ascii="Consolas" w:eastAsia="Consolas" w:hAnsi="Consolas" w:cs="Consolas"/>
+          <w:color w:val="333333"/>
+          <w:lang w:val="es-VE"/>
+        </w:rPr>
+        <w:t>// 1. Obtener la partida</w:t>
+      </w:r>
+    </w:p>
+    <w:p>
+      <w:pPr>
+        <w:pStyle w:val="codeBox"/>
+        <w:rPr>
+          <w:lang w:val="es-VE"/>
+        </w:rPr>
+      </w:pPr>
+      <w:r>
+        <w:rPr>
+          <w:rFonts w:ascii="Consolas" w:eastAsia="Consolas" w:hAnsi="Consolas" w:cs="Consolas"/>
+          <w:color w:val="333333"/>
+          <w:lang w:val="es-VE"/>
+        </w:rPr>
+        <w:t xml:space="preserve">    $partida = </w:t>
+      </w:r>
+      <w:proofErr w:type="spellStart"/>
+      <w:r>
+        <w:rPr>
+          <w:rFonts w:ascii="Consolas" w:eastAsia="Consolas" w:hAnsi="Consolas" w:cs="Consolas"/>
+          <w:color w:val="333333"/>
+          <w:lang w:val="es-VE"/>
+        </w:rPr>
+        <w:t>PartidaPresupuestaria</w:t>
+      </w:r>
+      <w:proofErr w:type="spellEnd"/>
+      <w:r>
+        <w:rPr>
+          <w:rFonts w:ascii="Consolas" w:eastAsia="Consolas" w:hAnsi="Consolas" w:cs="Consolas"/>
+          <w:color w:val="333333"/>
+          <w:lang w:val="es-VE"/>
+        </w:rPr>
+        <w:t>::</w:t>
+      </w:r>
+      <w:proofErr w:type="spellStart"/>
+      <w:r>
+        <w:rPr>
+          <w:rFonts w:ascii="Consolas" w:eastAsia="Consolas" w:hAnsi="Consolas" w:cs="Consolas"/>
+          <w:color w:val="333333"/>
+          <w:lang w:val="es-VE"/>
+        </w:rPr>
+        <w:t>findOrFail</w:t>
+      </w:r>
+      <w:proofErr w:type="spellEnd"/>
+      <w:r>
+        <w:rPr>
+          <w:rFonts w:ascii="Consolas" w:eastAsia="Consolas" w:hAnsi="Consolas" w:cs="Consolas"/>
+          <w:color w:val="333333"/>
+          <w:lang w:val="es-VE"/>
+        </w:rPr>
+        <w:t>($</w:t>
+      </w:r>
+      <w:proofErr w:type="spellStart"/>
+      <w:r>
+        <w:rPr>
+          <w:rFonts w:ascii="Consolas" w:eastAsia="Consolas" w:hAnsi="Consolas" w:cs="Consolas"/>
+          <w:color w:val="333333"/>
+          <w:lang w:val="es-VE"/>
+        </w:rPr>
+        <w:t>request</w:t>
+      </w:r>
+      <w:proofErr w:type="spellEnd"/>
+      <w:r>
+        <w:rPr>
+          <w:rFonts w:ascii="Consolas" w:eastAsia="Consolas" w:hAnsi="Consolas" w:cs="Consolas"/>
+          <w:color w:val="333333"/>
+          <w:lang w:val="es-VE"/>
+        </w:rPr>
+        <w:t>-&gt;</w:t>
+      </w:r>
+      <w:proofErr w:type="spellStart"/>
+      <w:r>
+        <w:rPr>
+          <w:rFonts w:ascii="Consolas" w:eastAsia="Consolas" w:hAnsi="Consolas" w:cs="Consolas"/>
+          <w:color w:val="333333"/>
+          <w:lang w:val="es-VE"/>
+        </w:rPr>
+        <w:t>partida_id</w:t>
+      </w:r>
+      <w:proofErr w:type="spellEnd"/>
+      <w:r>
+        <w:rPr>
+          <w:rFonts w:ascii="Consolas" w:eastAsia="Consolas" w:hAnsi="Consolas" w:cs="Consolas"/>
+          <w:color w:val="333333"/>
+          <w:lang w:val="es-VE"/>
+        </w:rPr>
+        <w:t>);</w:t>
+      </w:r>
+    </w:p>
+    <w:p>
+      <w:pPr>
+        <w:pStyle w:val="codeBox"/>
+        <w:rPr>
+          <w:lang w:val="es-VE"/>
+        </w:rPr>
+      </w:pPr>
+      <w:r>
+        <w:rPr>
+          <w:rFonts w:ascii="Consolas" w:eastAsia="Consolas" w:hAnsi="Consolas" w:cs="Consolas"/>
+          <w:color w:val="333333"/>
+          <w:lang w:val="es-VE"/>
+        </w:rPr>
+        <w:t xml:space="preserve">    // 2. Validación estricta</w:t>
+      </w:r>
+    </w:p>
+    <w:p>
+      <w:pPr>
+        <w:pStyle w:val="codeBox"/>
+        <w:rPr>
+          <w:lang w:val="es-VE"/>
+        </w:rPr>
+      </w:pPr>
+      <w:r>
+        <w:rPr>
+          <w:rFonts w:ascii="Consolas" w:eastAsia="Consolas" w:hAnsi="Consolas" w:cs="Consolas"/>
+          <w:color w:val="333333"/>
+          <w:lang w:val="es-VE"/>
+        </w:rPr>
+        <w:t xml:space="preserve">    </w:t>
+      </w:r>
+      <w:proofErr w:type="spellStart"/>
+      <w:r>
+        <w:rPr>
+          <w:rFonts w:ascii="Consolas" w:eastAsia="Consolas" w:hAnsi="Consolas" w:cs="Consolas"/>
+          <w:color w:val="333333"/>
+          <w:lang w:val="es-VE"/>
+        </w:rPr>
+        <w:t>if</w:t>
+      </w:r>
+      <w:proofErr w:type="spellEnd"/>
+      <w:r>
+        <w:rPr>
+          <w:rFonts w:ascii="Consolas" w:eastAsia="Consolas" w:hAnsi="Consolas" w:cs="Consolas"/>
+          <w:color w:val="333333"/>
+          <w:lang w:val="es-VE"/>
+        </w:rPr>
+        <w:t xml:space="preserve"> ($nomina-&gt;</w:t>
+      </w:r>
+      <w:proofErr w:type="spellStart"/>
+      <w:r>
+        <w:rPr>
+          <w:rFonts w:ascii="Consolas" w:eastAsia="Consolas" w:hAnsi="Consolas" w:cs="Consolas"/>
+          <w:color w:val="333333"/>
+          <w:lang w:val="es-VE"/>
+        </w:rPr>
+        <w:t>total_neto</w:t>
+      </w:r>
+      <w:proofErr w:type="spellEnd"/>
+      <w:r>
+        <w:rPr>
+          <w:rFonts w:ascii="Consolas" w:eastAsia="Consolas" w:hAnsi="Consolas" w:cs="Consolas"/>
+          <w:color w:val="333333"/>
+          <w:lang w:val="es-VE"/>
+        </w:rPr>
+        <w:t xml:space="preserve"> &gt; $partida-&gt;</w:t>
+      </w:r>
+      <w:proofErr w:type="spellStart"/>
+      <w:r>
+        <w:rPr>
+          <w:rFonts w:ascii="Consolas" w:eastAsia="Consolas" w:hAnsi="Consolas" w:cs="Consolas"/>
+          <w:color w:val="333333"/>
+          <w:lang w:val="es-VE"/>
+        </w:rPr>
+        <w:t>saldo_actual</w:t>
+      </w:r>
+      <w:proofErr w:type="spellEnd"/>
+      <w:r>
+        <w:rPr>
+          <w:rFonts w:ascii="Consolas" w:eastAsia="Consolas" w:hAnsi="Consolas" w:cs="Consolas"/>
+          <w:color w:val="333333"/>
+          <w:lang w:val="es-VE"/>
+        </w:rPr>
+        <w:t xml:space="preserve">) { </w:t>
+      </w:r>
+      <w:proofErr w:type="spellStart"/>
+      <w:r>
+        <w:rPr>
+          <w:rFonts w:ascii="Consolas" w:eastAsia="Consolas" w:hAnsi="Consolas" w:cs="Consolas"/>
+          <w:color w:val="333333"/>
+          <w:lang w:val="es-VE"/>
+        </w:rPr>
+        <w:t>throw</w:t>
+      </w:r>
+      <w:proofErr w:type="spellEnd"/>
+      <w:r>
+        <w:rPr>
+          <w:rFonts w:ascii="Consolas" w:eastAsia="Consolas" w:hAnsi="Consolas" w:cs="Consolas"/>
+          <w:color w:val="333333"/>
+          <w:lang w:val="es-VE"/>
+        </w:rPr>
+        <w:t xml:space="preserve"> new \</w:t>
+      </w:r>
+      <w:proofErr w:type="spellStart"/>
+      <w:r>
+        <w:rPr>
+          <w:rFonts w:ascii="Consolas" w:eastAsia="Consolas" w:hAnsi="Consolas" w:cs="Consolas"/>
+          <w:color w:val="333333"/>
+          <w:lang w:val="es-VE"/>
+        </w:rPr>
+        <w:t>Exception</w:t>
+      </w:r>
+      <w:proofErr w:type="spellEnd"/>
+      <w:r>
+        <w:rPr>
+          <w:rFonts w:ascii="Consolas" w:eastAsia="Consolas" w:hAnsi="Consolas" w:cs="Consolas"/>
+          <w:color w:val="333333"/>
+          <w:lang w:val="es-VE"/>
+        </w:rPr>
+        <w:t>("Saldo insuficiente"); }</w:t>
+      </w:r>
+    </w:p>
+    <w:p>
+      <w:pPr>
+        <w:pStyle w:val="codeBox"/>
+        <w:rPr>
+          <w:lang w:val="es-VE"/>
+        </w:rPr>
+      </w:pPr>
+      <w:r>
+        <w:rPr>
+          <w:rFonts w:ascii="Consolas" w:eastAsia="Consolas" w:hAnsi="Consolas" w:cs="Consolas"/>
+          <w:color w:val="333333"/>
+          <w:lang w:val="es-VE"/>
+        </w:rPr>
+        <w:t xml:space="preserve">    // 3. Descontar saldo y registrar movimiento en bitácora</w:t>
+      </w:r>
+    </w:p>
+    <w:p>
+      <w:pPr>
+        <w:pStyle w:val="codeBox"/>
+        <w:rPr>
+          <w:lang w:val="es-VE"/>
+        </w:rPr>
+      </w:pPr>
+      <w:r>
+        <w:rPr>
+          <w:rFonts w:ascii="Consolas" w:eastAsia="Consolas" w:hAnsi="Consolas" w:cs="Consolas"/>
+          <w:color w:val="333333"/>
+          <w:lang w:val="es-VE"/>
+        </w:rPr>
+        <w:t xml:space="preserve">    $partida-&gt;</w:t>
+      </w:r>
+      <w:proofErr w:type="spellStart"/>
+      <w:r>
+        <w:rPr>
+          <w:rFonts w:ascii="Consolas" w:eastAsia="Consolas" w:hAnsi="Consolas" w:cs="Consolas"/>
+          <w:color w:val="333333"/>
+          <w:lang w:val="es-VE"/>
+        </w:rPr>
+        <w:t>decrement</w:t>
+      </w:r>
+      <w:proofErr w:type="spellEnd"/>
+      <w:r>
+        <w:rPr>
+          <w:rFonts w:ascii="Consolas" w:eastAsia="Consolas" w:hAnsi="Consolas" w:cs="Consolas"/>
+          <w:color w:val="333333"/>
+          <w:lang w:val="es-VE"/>
+        </w:rPr>
+        <w:t>("</w:t>
+      </w:r>
+      <w:proofErr w:type="spellStart"/>
+      <w:r>
+        <w:rPr>
+          <w:rFonts w:ascii="Consolas" w:eastAsia="Consolas" w:hAnsi="Consolas" w:cs="Consolas"/>
+          <w:color w:val="333333"/>
+          <w:lang w:val="es-VE"/>
+        </w:rPr>
+        <w:t>saldo_actual</w:t>
+      </w:r>
+      <w:proofErr w:type="spellEnd"/>
+      <w:r>
+        <w:rPr>
+          <w:rFonts w:ascii="Consolas" w:eastAsia="Consolas" w:hAnsi="Consolas" w:cs="Consolas"/>
+          <w:color w:val="333333"/>
+          <w:lang w:val="es-VE"/>
+        </w:rPr>
+        <w:t>", $nomina-&gt;</w:t>
+      </w:r>
+      <w:proofErr w:type="spellStart"/>
+      <w:r>
+        <w:rPr>
+          <w:rFonts w:ascii="Consolas" w:eastAsia="Consolas" w:hAnsi="Consolas" w:cs="Consolas"/>
+          <w:color w:val="333333"/>
+          <w:lang w:val="es-VE"/>
+        </w:rPr>
+        <w:t>total_neto</w:t>
+      </w:r>
+      <w:proofErr w:type="spellEnd"/>
+      <w:r>
+        <w:rPr>
+          <w:rFonts w:ascii="Consolas" w:eastAsia="Consolas" w:hAnsi="Consolas" w:cs="Consolas"/>
+          <w:color w:val="333333"/>
+          <w:lang w:val="es-VE"/>
+        </w:rPr>
+        <w:t>);</w:t>
+      </w:r>
+    </w:p>
+    <w:p>
+      <w:pPr>
+        <w:pStyle w:val="codeBox"/>
+        <w:rPr>
+          <w:lang w:val="es-VE"/>
+        </w:rPr>
+      </w:pPr>
+      <w:r>
+        <w:rPr>
+          <w:rFonts w:ascii="Consolas" w:eastAsia="Consolas" w:hAnsi="Consolas" w:cs="Consolas"/>
+          <w:color w:val="333333"/>
+          <w:lang w:val="es-VE"/>
+        </w:rPr>
+        <w:t xml:space="preserve">    </w:t>
+      </w:r>
+      <w:proofErr w:type="spellStart"/>
+      <w:r>
+        <w:rPr>
+          <w:rFonts w:ascii="Consolas" w:eastAsia="Consolas" w:hAnsi="Consolas" w:cs="Consolas"/>
+          <w:color w:val="333333"/>
+          <w:lang w:val="es-VE"/>
+        </w:rPr>
+        <w:t>MovimientoPartida</w:t>
+      </w:r>
+      <w:proofErr w:type="spellEnd"/>
+      <w:r>
+        <w:rPr>
+          <w:rFonts w:ascii="Consolas" w:eastAsia="Consolas" w:hAnsi="Consolas" w:cs="Consolas"/>
+          <w:color w:val="333333"/>
+          <w:lang w:val="es-VE"/>
+        </w:rPr>
+        <w:t>::</w:t>
+      </w:r>
+      <w:proofErr w:type="spellStart"/>
+      <w:r>
+        <w:rPr>
+          <w:rFonts w:ascii="Consolas" w:eastAsia="Consolas" w:hAnsi="Consolas" w:cs="Consolas"/>
+          <w:color w:val="333333"/>
+          <w:lang w:val="es-VE"/>
+        </w:rPr>
+        <w:t>create</w:t>
+      </w:r>
+      <w:proofErr w:type="spellEnd"/>
+      <w:r>
+        <w:rPr>
+          <w:rFonts w:ascii="Consolas" w:eastAsia="Consolas" w:hAnsi="Consolas" w:cs="Consolas"/>
+          <w:color w:val="333333"/>
+          <w:lang w:val="es-VE"/>
+        </w:rPr>
+        <w:t>([...]);</w:t>
+      </w:r>
+    </w:p>
+    <w:p>
+      <w:pPr>
+        <w:pStyle w:val="codeBox"/>
+        <w:rPr>
+          <w:lang w:val="es-VE"/>
+        </w:rPr>
+      </w:pPr>
+      <w:r>
+        <w:rPr>
+          <w:rFonts w:ascii="Consolas" w:eastAsia="Consolas" w:hAnsi="Consolas" w:cs="Consolas"/>
+          <w:color w:val="333333"/>
+          <w:lang w:val="es-VE"/>
+        </w:rPr>
+        <w:t xml:space="preserve">    // 4. Marcar pagada</w:t>
+      </w:r>
+    </w:p>
+    <w:p>
+      <w:pPr>
+        <w:pStyle w:val="codeBox"/>
+        <w:rPr>
+          <w:lang w:val="es-VE"/>
+        </w:rPr>
+      </w:pPr>
+      <w:r>
+        <w:rPr>
+          <w:rFonts w:ascii="Consolas" w:eastAsia="Consolas" w:hAnsi="Consolas" w:cs="Consolas"/>
+          <w:color w:val="333333"/>
+          <w:lang w:val="es-VE"/>
+        </w:rPr>
+        <w:t xml:space="preserve">    $nomina-&gt;</w:t>
+      </w:r>
+      <w:proofErr w:type="spellStart"/>
+      <w:r>
+        <w:rPr>
+          <w:rFonts w:ascii="Consolas" w:eastAsia="Consolas" w:hAnsi="Consolas" w:cs="Consolas"/>
+          <w:color w:val="333333"/>
+          <w:lang w:val="es-VE"/>
+        </w:rPr>
+        <w:t>update</w:t>
+      </w:r>
+      <w:proofErr w:type="spellEnd"/>
+      <w:r>
+        <w:rPr>
+          <w:rFonts w:ascii="Consolas" w:eastAsia="Consolas" w:hAnsi="Consolas" w:cs="Consolas"/>
+          <w:color w:val="333333"/>
+          <w:lang w:val="es-VE"/>
+        </w:rPr>
+        <w:t>(["estado" =&gt; "pagada"]);</w:t>
+      </w:r>
+    </w:p>
+    <w:p>
+      <w:pPr>
+        <w:pStyle w:val="codeBox"/>
+        <w:rPr>
+          <w:lang w:val="es-VE"/>
+        </w:rPr>
+      </w:pPr>
       <w:r>
         <w:rPr>
           <w:rFonts w:ascii="Consolas" w:eastAsia="Consolas" w:hAnsi="Consolas" w:cs="Consolas"/>
           <w:color w:val="D63384"/>
-        </w:rPr>
-        <w:t>function () use ($request, $nomina) {</w:t>
-      </w:r>
-    </w:p>
-    <w:p>
-      <w:pPr>
-        <w:pStyle w:val="codeBox"/>
-        <w:rPr>
-          <w:lang w:val="es-VE"/>
-        </w:rPr>
-      </w:pPr>
-      <w:r>
-        <w:rPr>
-          <w:rFonts w:ascii="Consolas" w:eastAsia="Consolas" w:hAnsi="Consolas" w:cs="Consolas"/>
-          <w:color w:val="333333"/>
-        </w:rPr>
-        <w:t xml:space="preserve">    </w:t>
-      </w:r>
-      <w:r>
-        <w:rPr>
-          <w:rFonts w:ascii="Consolas" w:eastAsia="Consolas" w:hAnsi="Consolas" w:cs="Consolas"/>
-          <w:color w:val="333333"/>
-          <w:lang w:val="es-VE"/>
-        </w:rPr>
-        <w:t>// 1. Obtener la partida</w:t>
-      </w:r>
-    </w:p>
-    <w:p>
-      <w:pPr>
-        <w:pStyle w:val="codeBox"/>
-        <w:rPr>
-          <w:lang w:val="es-VE"/>
-        </w:rPr>
-      </w:pPr>
-      <w:r>
-        <w:rPr>
-          <w:rFonts w:ascii="Consolas" w:eastAsia="Consolas" w:hAnsi="Consolas" w:cs="Consolas"/>
-          <w:color w:val="333333"/>
-          <w:lang w:val="es-VE"/>
-        </w:rPr>
-        <w:t xml:space="preserve">    $partida = </w:t>
-      </w:r>
-      <w:proofErr w:type="spellStart"/>
-      <w:proofErr w:type="gramStart"/>
-      <w:r>
-        <w:rPr>
-          <w:rFonts w:ascii="Consolas" w:eastAsia="Consolas" w:hAnsi="Consolas" w:cs="Consolas"/>
-          <w:color w:val="333333"/>
-          <w:lang w:val="es-VE"/>
-        </w:rPr>
-        <w:t>PartidaPresupuestaria</w:t>
-      </w:r>
-      <w:proofErr w:type="spellEnd"/>
-      <w:r>
-        <w:rPr>
-          <w:rFonts w:ascii="Consolas" w:eastAsia="Consolas" w:hAnsi="Consolas" w:cs="Consolas"/>
-          <w:color w:val="333333"/>
-          <w:lang w:val="es-VE"/>
-        </w:rPr>
-        <w:t>::</w:t>
-      </w:r>
-      <w:proofErr w:type="spellStart"/>
-      <w:proofErr w:type="gramEnd"/>
-      <w:r>
-        <w:rPr>
-          <w:rFonts w:ascii="Consolas" w:eastAsia="Consolas" w:hAnsi="Consolas" w:cs="Consolas"/>
-          <w:color w:val="333333"/>
-          <w:lang w:val="es-VE"/>
-        </w:rPr>
-        <w:t>findOrFail</w:t>
-      </w:r>
-      <w:proofErr w:type="spellEnd"/>
-      <w:r>
-        <w:rPr>
-          <w:rFonts w:ascii="Consolas" w:eastAsia="Consolas" w:hAnsi="Consolas" w:cs="Consolas"/>
-          <w:color w:val="333333"/>
-          <w:lang w:val="es-VE"/>
-        </w:rPr>
-        <w:t>($</w:t>
-      </w:r>
-      <w:proofErr w:type="spellStart"/>
-      <w:r>
-        <w:rPr>
-          <w:rFonts w:ascii="Consolas" w:eastAsia="Consolas" w:hAnsi="Consolas" w:cs="Consolas"/>
-          <w:color w:val="333333"/>
-          <w:lang w:val="es-VE"/>
-        </w:rPr>
-        <w:t>request</w:t>
-      </w:r>
-      <w:proofErr w:type="spellEnd"/>
-      <w:r>
-        <w:rPr>
-          <w:rFonts w:ascii="Consolas" w:eastAsia="Consolas" w:hAnsi="Consolas" w:cs="Consolas"/>
-          <w:color w:val="333333"/>
-          <w:lang w:val="es-VE"/>
-        </w:rPr>
-        <w:t>-&gt;</w:t>
-      </w:r>
-      <w:proofErr w:type="spellStart"/>
-      <w:r>
-        <w:rPr>
-          <w:rFonts w:ascii="Consolas" w:eastAsia="Consolas" w:hAnsi="Consolas" w:cs="Consolas"/>
-          <w:color w:val="333333"/>
-          <w:lang w:val="es-VE"/>
-        </w:rPr>
-        <w:t>partida_id</w:t>
-      </w:r>
-      <w:proofErr w:type="spellEnd"/>
-      <w:r>
-        <w:rPr>
-          <w:rFonts w:ascii="Consolas" w:eastAsia="Consolas" w:hAnsi="Consolas" w:cs="Consolas"/>
-          <w:color w:val="333333"/>
-          <w:lang w:val="es-VE"/>
-        </w:rPr>
-        <w:t>);</w:t>
-      </w:r>
-    </w:p>
-    <w:p>
-      <w:pPr>
-        <w:pStyle w:val="codeBox"/>
-        <w:rPr>
-          <w:lang w:val="es-VE"/>
-        </w:rPr>
-      </w:pPr>
-      <w:r>
-        <w:rPr>
-          <w:rFonts w:ascii="Consolas" w:eastAsia="Consolas" w:hAnsi="Consolas" w:cs="Consolas"/>
-          <w:color w:val="333333"/>
-          <w:lang w:val="es-VE"/>
-        </w:rPr>
-        <w:t xml:space="preserve">    // 2. Validación estricta</w:t>
-      </w:r>
-    </w:p>
-    <w:p>
-      <w:pPr>
-        <w:pStyle w:val="codeBox"/>
-        <w:rPr>
-          <w:lang w:val="es-VE"/>
-        </w:rPr>
-      </w:pPr>
-      <w:r>
-        <w:rPr>
-          <w:rFonts w:ascii="Consolas" w:eastAsia="Consolas" w:hAnsi="Consolas" w:cs="Consolas"/>
-          <w:color w:val="333333"/>
-          <w:lang w:val="es-VE"/>
-        </w:rPr>
-        <w:t xml:space="preserve">    </w:t>
-      </w:r>
-      <w:proofErr w:type="spellStart"/>
-      <w:r>
-        <w:rPr>
-          <w:rFonts w:ascii="Consolas" w:eastAsia="Consolas" w:hAnsi="Consolas" w:cs="Consolas"/>
-          <w:color w:val="333333"/>
-          <w:lang w:val="es-VE"/>
-        </w:rPr>
-        <w:t>if</w:t>
-      </w:r>
-      <w:proofErr w:type="spellEnd"/>
-      <w:r>
-        <w:rPr>
-          <w:rFonts w:ascii="Consolas" w:eastAsia="Consolas" w:hAnsi="Consolas" w:cs="Consolas"/>
-          <w:color w:val="333333"/>
-          <w:lang w:val="es-VE"/>
-        </w:rPr>
-        <w:t xml:space="preserve"> ($nomina-&gt;</w:t>
-      </w:r>
-      <w:proofErr w:type="spellStart"/>
-      <w:r>
-        <w:rPr>
-          <w:rFonts w:ascii="Consolas" w:eastAsia="Consolas" w:hAnsi="Consolas" w:cs="Consolas"/>
-          <w:color w:val="333333"/>
-          <w:lang w:val="es-VE"/>
-        </w:rPr>
-        <w:t>total_neto</w:t>
-      </w:r>
-      <w:proofErr w:type="spellEnd"/>
-      <w:r>
-        <w:rPr>
-          <w:rFonts w:ascii="Consolas" w:eastAsia="Consolas" w:hAnsi="Consolas" w:cs="Consolas"/>
-          <w:color w:val="333333"/>
-          <w:lang w:val="es-VE"/>
-        </w:rPr>
-        <w:t xml:space="preserve"> &gt; $partida-&gt;</w:t>
-      </w:r>
-      <w:proofErr w:type="spellStart"/>
-      <w:r>
-        <w:rPr>
-          <w:rFonts w:ascii="Consolas" w:eastAsia="Consolas" w:hAnsi="Consolas" w:cs="Consolas"/>
-          <w:color w:val="333333"/>
-          <w:lang w:val="es-VE"/>
-        </w:rPr>
-        <w:t>saldo_actual</w:t>
-      </w:r>
-      <w:proofErr w:type="spellEnd"/>
-      <w:r>
-        <w:rPr>
-          <w:rFonts w:ascii="Consolas" w:eastAsia="Consolas" w:hAnsi="Consolas" w:cs="Consolas"/>
-          <w:color w:val="333333"/>
-          <w:lang w:val="es-VE"/>
-        </w:rPr>
-        <w:t xml:space="preserve">) </w:t>
-      </w:r>
-      <w:proofErr w:type="gramStart"/>
-      <w:r>
-        <w:rPr>
-          <w:rFonts w:ascii="Consolas" w:eastAsia="Consolas" w:hAnsi="Consolas" w:cs="Consolas"/>
-          <w:color w:val="333333"/>
-          <w:lang w:val="es-VE"/>
-        </w:rPr>
-        <w:t xml:space="preserve">{ </w:t>
-      </w:r>
-      <w:proofErr w:type="spellStart"/>
-      <w:r>
-        <w:rPr>
-          <w:rFonts w:ascii="Consolas" w:eastAsia="Consolas" w:hAnsi="Consolas" w:cs="Consolas"/>
-          <w:color w:val="333333"/>
-          <w:lang w:val="es-VE"/>
-        </w:rPr>
-        <w:t>throw</w:t>
-      </w:r>
-      <w:proofErr w:type="spellEnd"/>
-      <w:proofErr w:type="gramEnd"/>
-      <w:r>
-        <w:rPr>
-          <w:rFonts w:ascii="Consolas" w:eastAsia="Consolas" w:hAnsi="Consolas" w:cs="Consolas"/>
-          <w:color w:val="333333"/>
-          <w:lang w:val="es-VE"/>
-        </w:rPr>
-        <w:t xml:space="preserve"> new \</w:t>
-      </w:r>
-      <w:proofErr w:type="spellStart"/>
-      <w:proofErr w:type="gramStart"/>
-      <w:r>
-        <w:rPr>
-          <w:rFonts w:ascii="Consolas" w:eastAsia="Consolas" w:hAnsi="Consolas" w:cs="Consolas"/>
-          <w:color w:val="333333"/>
-          <w:lang w:val="es-VE"/>
-        </w:rPr>
-        <w:t>Exception</w:t>
-      </w:r>
-      <w:proofErr w:type="spellEnd"/>
-      <w:r>
-        <w:rPr>
-          <w:rFonts w:ascii="Consolas" w:eastAsia="Consolas" w:hAnsi="Consolas" w:cs="Consolas"/>
-          <w:color w:val="333333"/>
-          <w:lang w:val="es-VE"/>
-        </w:rPr>
-        <w:t>(</w:t>
-      </w:r>
-      <w:proofErr w:type="gramEnd"/>
-      <w:r>
-        <w:rPr>
-          <w:rFonts w:ascii="Consolas" w:eastAsia="Consolas" w:hAnsi="Consolas" w:cs="Consolas"/>
-          <w:color w:val="333333"/>
-          <w:lang w:val="es-VE"/>
-        </w:rPr>
-        <w:t>"Saldo insuficiente")</w:t>
-      </w:r>
-      <w:proofErr w:type="gramStart"/>
-      <w:r>
-        <w:rPr>
-          <w:rFonts w:ascii="Consolas" w:eastAsia="Consolas" w:hAnsi="Consolas" w:cs="Consolas"/>
-          <w:color w:val="333333"/>
-          <w:lang w:val="es-VE"/>
-        </w:rPr>
-        <w:t>; }</w:t>
-      </w:r>
-      <w:proofErr w:type="gramEnd"/>
-    </w:p>
-    <w:p>
-      <w:pPr>
-        <w:pStyle w:val="codeBox"/>
-        <w:rPr>
-          <w:lang w:val="es-VE"/>
-        </w:rPr>
-      </w:pPr>
-      <w:r>
-        <w:rPr>
-          <w:rFonts w:ascii="Consolas" w:eastAsia="Consolas" w:hAnsi="Consolas" w:cs="Consolas"/>
-          <w:color w:val="333333"/>
-          <w:lang w:val="es-VE"/>
-        </w:rPr>
-        <w:t xml:space="preserve">    // 3. Descontar saldo y registrar movimiento en bitácora</w:t>
-      </w:r>
-    </w:p>
-    <w:p>
-      <w:pPr>
-        <w:pStyle w:val="codeBox"/>
-        <w:rPr>
-          <w:lang w:val="es-VE"/>
-        </w:rPr>
-      </w:pPr>
-      <w:r>
-        <w:rPr>
-          <w:rFonts w:ascii="Consolas" w:eastAsia="Consolas" w:hAnsi="Consolas" w:cs="Consolas"/>
-          <w:color w:val="333333"/>
-          <w:lang w:val="es-VE"/>
-        </w:rPr>
-        <w:t xml:space="preserve">    $partida-&gt;</w:t>
-      </w:r>
-      <w:proofErr w:type="spellStart"/>
-      <w:proofErr w:type="gramStart"/>
-      <w:r>
-        <w:rPr>
-          <w:rFonts w:ascii="Consolas" w:eastAsia="Consolas" w:hAnsi="Consolas" w:cs="Consolas"/>
-          <w:color w:val="333333"/>
-          <w:lang w:val="es-VE"/>
-        </w:rPr>
-        <w:t>decrement</w:t>
-      </w:r>
-      <w:proofErr w:type="spellEnd"/>
-      <w:r>
-        <w:rPr>
-          <w:rFonts w:ascii="Consolas" w:eastAsia="Consolas" w:hAnsi="Consolas" w:cs="Consolas"/>
-          <w:color w:val="333333"/>
-          <w:lang w:val="es-VE"/>
-        </w:rPr>
-        <w:t>(</w:t>
-      </w:r>
-      <w:proofErr w:type="gramEnd"/>
-      <w:r>
-        <w:rPr>
-          <w:rFonts w:ascii="Consolas" w:eastAsia="Consolas" w:hAnsi="Consolas" w:cs="Consolas"/>
-          <w:color w:val="333333"/>
-          <w:lang w:val="es-VE"/>
-        </w:rPr>
-        <w:t>"</w:t>
-      </w:r>
-      <w:proofErr w:type="spellStart"/>
-      <w:r>
-        <w:rPr>
-          <w:rFonts w:ascii="Consolas" w:eastAsia="Consolas" w:hAnsi="Consolas" w:cs="Consolas"/>
-          <w:color w:val="333333"/>
-          <w:lang w:val="es-VE"/>
-        </w:rPr>
-        <w:t>saldo_actual</w:t>
-      </w:r>
-      <w:proofErr w:type="spellEnd"/>
-      <w:r>
-        <w:rPr>
-          <w:rFonts w:ascii="Consolas" w:eastAsia="Consolas" w:hAnsi="Consolas" w:cs="Consolas"/>
-          <w:color w:val="333333"/>
-          <w:lang w:val="es-VE"/>
-        </w:rPr>
-        <w:t>", $nomina-&gt;</w:t>
-      </w:r>
-      <w:proofErr w:type="spellStart"/>
-      <w:r>
-        <w:rPr>
-          <w:rFonts w:ascii="Consolas" w:eastAsia="Consolas" w:hAnsi="Consolas" w:cs="Consolas"/>
-          <w:color w:val="333333"/>
-          <w:lang w:val="es-VE"/>
-        </w:rPr>
-        <w:t>total_neto</w:t>
-      </w:r>
-      <w:proofErr w:type="spellEnd"/>
-      <w:r>
-        <w:rPr>
-          <w:rFonts w:ascii="Consolas" w:eastAsia="Consolas" w:hAnsi="Consolas" w:cs="Consolas"/>
-          <w:color w:val="333333"/>
-          <w:lang w:val="es-VE"/>
-        </w:rPr>
-        <w:t>);</w:t>
-      </w:r>
-    </w:p>
-    <w:p>
-      <w:pPr>
-        <w:pStyle w:val="codeBox"/>
-        <w:rPr>
-          <w:lang w:val="es-VE"/>
-        </w:rPr>
-      </w:pPr>
-      <w:r>
-        <w:rPr>
-          <w:rFonts w:ascii="Consolas" w:eastAsia="Consolas" w:hAnsi="Consolas" w:cs="Consolas"/>
-          <w:color w:val="333333"/>
-          <w:lang w:val="es-VE"/>
-        </w:rPr>
-        <w:t xml:space="preserve">    </w:t>
-      </w:r>
-      <w:proofErr w:type="spellStart"/>
-      <w:proofErr w:type="gramStart"/>
-      <w:r>
-        <w:rPr>
-          <w:rFonts w:ascii="Consolas" w:eastAsia="Consolas" w:hAnsi="Consolas" w:cs="Consolas"/>
-          <w:color w:val="333333"/>
-          <w:lang w:val="es-VE"/>
-        </w:rPr>
-        <w:t>MovimientoPartida</w:t>
-      </w:r>
-      <w:proofErr w:type="spellEnd"/>
-      <w:r>
-        <w:rPr>
-          <w:rFonts w:ascii="Consolas" w:eastAsia="Consolas" w:hAnsi="Consolas" w:cs="Consolas"/>
-          <w:color w:val="333333"/>
-          <w:lang w:val="es-VE"/>
-        </w:rPr>
-        <w:t>::</w:t>
-      </w:r>
-      <w:proofErr w:type="spellStart"/>
-      <w:r>
-        <w:rPr>
-          <w:rFonts w:ascii="Consolas" w:eastAsia="Consolas" w:hAnsi="Consolas" w:cs="Consolas"/>
-          <w:color w:val="333333"/>
-          <w:lang w:val="es-VE"/>
-        </w:rPr>
-        <w:t>create</w:t>
-      </w:r>
-      <w:proofErr w:type="spellEnd"/>
-      <w:r>
-        <w:rPr>
-          <w:rFonts w:ascii="Consolas" w:eastAsia="Consolas" w:hAnsi="Consolas" w:cs="Consolas"/>
-          <w:color w:val="333333"/>
-          <w:lang w:val="es-VE"/>
-        </w:rPr>
-        <w:t>(</w:t>
-      </w:r>
-      <w:proofErr w:type="gramEnd"/>
-      <w:r>
-        <w:rPr>
-          <w:rFonts w:ascii="Consolas" w:eastAsia="Consolas" w:hAnsi="Consolas" w:cs="Consolas"/>
-          <w:color w:val="333333"/>
-          <w:lang w:val="es-VE"/>
-        </w:rPr>
-        <w:t>[...]);</w:t>
-      </w:r>
-    </w:p>
-    <w:p>
-      <w:pPr>
-        <w:pStyle w:val="codeBox"/>
-        <w:rPr>
-          <w:lang w:val="es-VE"/>
-        </w:rPr>
-      </w:pPr>
-      <w:r>
-        <w:rPr>
-          <w:rFonts w:ascii="Consolas" w:eastAsia="Consolas" w:hAnsi="Consolas" w:cs="Consolas"/>
-          <w:color w:val="333333"/>
-          <w:lang w:val="es-VE"/>
-        </w:rPr>
-        <w:t xml:space="preserve">    // 4. Marcar pagada</w:t>
-      </w:r>
-    </w:p>
-    <w:p>
-      <w:pPr>
-        <w:pStyle w:val="codeBox"/>
-        <w:rPr>
-          <w:lang w:val="es-VE"/>
-        </w:rPr>
-      </w:pPr>
-      <w:r>
-        <w:rPr>
-          <w:rFonts w:ascii="Consolas" w:eastAsia="Consolas" w:hAnsi="Consolas" w:cs="Consolas"/>
-          <w:color w:val="333333"/>
-          <w:lang w:val="es-VE"/>
-        </w:rPr>
-        <w:t xml:space="preserve">    $nomina-&gt;</w:t>
-      </w:r>
-      <w:proofErr w:type="spellStart"/>
-      <w:proofErr w:type="gramStart"/>
-      <w:r>
-        <w:rPr>
-          <w:rFonts w:ascii="Consolas" w:eastAsia="Consolas" w:hAnsi="Consolas" w:cs="Consolas"/>
-          <w:color w:val="333333"/>
-          <w:lang w:val="es-VE"/>
-        </w:rPr>
-        <w:t>update</w:t>
-      </w:r>
-      <w:proofErr w:type="spellEnd"/>
-      <w:r>
-        <w:rPr>
-          <w:rFonts w:ascii="Consolas" w:eastAsia="Consolas" w:hAnsi="Consolas" w:cs="Consolas"/>
-          <w:color w:val="333333"/>
-          <w:lang w:val="es-VE"/>
-        </w:rPr>
-        <w:t>(</w:t>
-      </w:r>
-      <w:proofErr w:type="gramEnd"/>
-      <w:r>
-        <w:rPr>
-          <w:rFonts w:ascii="Consolas" w:eastAsia="Consolas" w:hAnsi="Consolas" w:cs="Consolas"/>
-          <w:color w:val="333333"/>
-          <w:lang w:val="es-VE"/>
-        </w:rPr>
-        <w:t>["estado" =&gt; "pagada"]);</w:t>
-      </w:r>
-    </w:p>
-    <w:p>
-      <w:pPr>
-        <w:pStyle w:val="codeBox"/>
-        <w:rPr>
-          <w:lang w:val="es-VE"/>
-        </w:rPr>
-      </w:pPr>
-      <w:r>
-        <w:rPr>
-          <w:rFonts w:ascii="Consolas" w:eastAsia="Consolas" w:hAnsi="Consolas" w:cs="Consolas"/>
-          <w:color w:val="D63384"/>
           <w:lang w:val="es-VE"/>
         </w:rPr>
         <w:t>});</w:t>
@@ -2467,17 +2335,9 @@
         <w:rPr>
           <w:lang w:val="es-VE"/>
         </w:rPr>
-        <w:t xml:space="preserve"> ineficientes en PHP (</w:t>
-      </w:r>
-      <w:proofErr w:type="gramStart"/>
-      <w:r>
-        <w:rPr>
-          <w:lang w:val="es-VE"/>
-        </w:rPr>
-        <w:t>Compromiso::</w:t>
-      </w:r>
-      <w:proofErr w:type="spellStart"/>
-      <w:proofErr w:type="gramEnd"/>
+        <w:t xml:space="preserve"> ineficientes en PHP (Compromiso::</w:t>
+      </w:r>
+      <w:proofErr w:type="spellStart"/>
       <w:r>
         <w:rPr>
           <w:lang w:val="es-VE"/>
@@ -2741,7 +2601,6 @@
         </w:rPr>
       </w:pPr>
       <w:proofErr w:type="spellStart"/>
-      <w:proofErr w:type="gramStart"/>
       <w:r>
         <w:rPr>
           <w:rFonts w:ascii="Consolas" w:eastAsia="Consolas" w:hAnsi="Consolas" w:cs="Consolas"/>
@@ -2775,33 +2634,24 @@
           <w:color w:val="D63384"/>
           <w:lang w:val="es-VE"/>
         </w:rPr>
-        <w:t>(</w:t>
-      </w:r>
-      <w:proofErr w:type="gramEnd"/>
+        <w:t>($nomina, $</w:t>
+      </w:r>
+      <w:proofErr w:type="spellStart"/>
       <w:r>
         <w:rPr>
           <w:rFonts w:ascii="Consolas" w:eastAsia="Consolas" w:hAnsi="Consolas" w:cs="Consolas"/>
           <w:color w:val="D63384"/>
           <w:lang w:val="es-VE"/>
         </w:rPr>
-        <w:t>$nomina, $</w:t>
-      </w:r>
-      <w:proofErr w:type="spellStart"/>
+        <w:t>idsRetenciones</w:t>
+      </w:r>
+      <w:proofErr w:type="spellEnd"/>
       <w:r>
         <w:rPr>
           <w:rFonts w:ascii="Consolas" w:eastAsia="Consolas" w:hAnsi="Consolas" w:cs="Consolas"/>
           <w:color w:val="D63384"/>
           <w:lang w:val="es-VE"/>
         </w:rPr>
-        <w:t>idsRetenciones</w:t>
-      </w:r>
-      <w:proofErr w:type="spellEnd"/>
-      <w:r>
-        <w:rPr>
-          <w:rFonts w:ascii="Consolas" w:eastAsia="Consolas" w:hAnsi="Consolas" w:cs="Consolas"/>
-          <w:color w:val="D63384"/>
-          <w:lang w:val="es-VE"/>
-        </w:rPr>
         <w:t>);</w:t>
       </w:r>
     </w:p>
@@ -2818,7 +2668,6 @@
         <w:t>El usuario es redirigido inmediatamente al panel con un estado de "Borrador/En proceso", mientras en el servidor un "</w:t>
       </w:r>
       <w:proofErr w:type="spellStart"/>
-      <w:proofErr w:type="gramStart"/>
       <w:r>
         <w:rPr>
           <w:lang w:val="es-VE"/>
@@ -2826,7 +2675,6 @@
         <w:t>queue:worker</w:t>
       </w:r>
       <w:proofErr w:type="spellEnd"/>
-      <w:proofErr w:type="gramEnd"/>
       <w:r>
         <w:rPr>
           <w:lang w:val="es-VE"/>
@@ -3041,7 +2889,6 @@
         <w:t xml:space="preserve"> </w:t>
       </w:r>
       <w:proofErr w:type="spellStart"/>
-      <w:proofErr w:type="gramStart"/>
       <w:r>
         <w:rPr>
           <w:lang w:val="es-VE"/>
@@ -3049,7 +2896,6 @@
         <w:t>optimize:clear</w:t>
       </w:r>
       <w:proofErr w:type="spellEnd"/>
-      <w:proofErr w:type="gramEnd"/>
     </w:p>
     <w:p>
       <w:pPr>
@@ -3139,6 +2985,11 @@
       </w:r>
       <w:r>
         <w:tab/>
+      </w:r>
+      <w:r>
+        <w:t xml:space="preserve">              </w:t>
+      </w:r>
+      <w:r>
         <w:t>8.3</w:t>
       </w:r>
       <w:r>
@@ -3148,26 +2999,18 @@
         <w:t xml:space="preserve"> </w:t>
       </w:r>
       <w:r>
+        <w:t xml:space="preserve">                        </w:t>
+      </w:r>
+      <w:r>
         <w:t xml:space="preserve">Con </w:t>
       </w:r>
       <w:proofErr w:type="spellStart"/>
       <w:r>
-        <w:t>extensiones</w:t>
-      </w:r>
-      <w:proofErr w:type="spellEnd"/>
-      <w:r>
-        <w:t xml:space="preserve">: </w:t>
-      </w:r>
-      <w:r>
-        <w:t xml:space="preserve">        </w:t>
-      </w:r>
-      <w:proofErr w:type="spellStart"/>
-      <w:r>
-        <w:t>ext</w:t>
-      </w:r>
-      <w:proofErr w:type="spellEnd"/>
-      <w:r>
-        <w:t xml:space="preserve">-zip, </w:t>
+        <w:t>extensiones:ext-zip</w:t>
+      </w:r>
+      <w:proofErr w:type="spellEnd"/>
+      <w:r>
+        <w:t xml:space="preserve">, </w:t>
       </w:r>
       <w:proofErr w:type="spellStart"/>
       <w:r>
@@ -3456,25 +3299,13 @@
           <w:lang w:val="es-VE"/>
         </w:rPr>
         <w:tab/>
-      </w:r>
-      <w:r>
-        <w:rPr>
-          <w:lang w:val="es-VE"/>
-        </w:rPr>
         <w:t xml:space="preserve"> </w:t>
       </w:r>
       <w:r>
         <w:rPr>
           <w:lang w:val="es-VE"/>
         </w:rPr>
-        <w:t xml:space="preserve">        </w:t>
-      </w:r>
-      <w:proofErr w:type="gramStart"/>
-      <w:r>
-        <w:rPr>
-          <w:lang w:val="es-VE"/>
-        </w:rPr>
-        <w:t xml:space="preserve">   </w:t>
+        <w:t xml:space="preserve">           </w:t>
       </w:r>
       <w:r>
         <w:rPr>
@@ -3483,7 +3314,6 @@
         <w:t>(</w:t>
       </w:r>
       <w:proofErr w:type="spellStart"/>
-      <w:proofErr w:type="gramEnd"/>
       <w:r>
         <w:rPr>
           <w:lang w:val="es-VE"/>
@@ -3495,13 +3325,7 @@
         <w:rPr>
           <w:lang w:val="es-VE"/>
         </w:rPr>
-        <w:t xml:space="preserve"> incluye ambos</w:t>
-      </w:r>
-      <w:r>
-        <w:rPr>
-          <w:lang w:val="es-VE"/>
-        </w:rPr>
-        <w:t>)</w:t>
+        <w:t xml:space="preserve"> incluye ambos)</w:t>
       </w:r>
     </w:p>
     <w:sectPr>
@@ -4232,6 +4056,7 @@
   <w:style w:type="character" w:default="1" w:styleId="Fuentedeprrafopredeter">
     <w:name w:val="Default Paragraph Font"/>
     <w:uiPriority w:val="1"/>
+    <w:semiHidden/>
     <w:unhideWhenUsed/>
   </w:style>
   <w:style w:type="table" w:default="1" w:styleId="Tablanormal">

--- a/docs/Manual_Tecnico_CEP1.docx
+++ b/docs/Manual_Tecnico_CEP1.docx
@@ -381,7 +381,7 @@
           <w:szCs w:val="40"/>
           <w:lang w:val="es-VE"/>
         </w:rPr>
-        <w:t xml:space="preserve">Capítulo </w:t>
+        <w:t xml:space="preserve">Capítulo 6: Requerimientos del </w:t>
       </w:r>
       <w:r>
         <w:rPr>
@@ -391,7 +391,7 @@
           <w:szCs w:val="40"/>
           <w:lang w:val="es-VE"/>
         </w:rPr>
-        <w:t>6</w:t>
+        <w:t>S</w:t>
       </w:r>
       <w:r>
         <w:rPr>
@@ -401,17 +401,7 @@
           <w:szCs w:val="40"/>
           <w:lang w:val="es-VE"/>
         </w:rPr>
-        <w:t xml:space="preserve">: </w:t>
-      </w:r>
-      <w:r>
-        <w:rPr>
-          <w:b/>
-          <w:bCs/>
-          <w:sz w:val="40"/>
-          <w:szCs w:val="40"/>
-          <w:lang w:val="es-VE"/>
-        </w:rPr>
-        <w:t>Requerimientos del sistema</w:t>
+        <w:t>istema</w:t>
       </w:r>
     </w:p>
     <w:p>
@@ -515,15 +505,7 @@
         </w:numPr>
       </w:pPr>
       <w:r>
-        <w:t xml:space="preserve">Frontend: Blade Templates, </w:t>
-      </w:r>
-      <w:proofErr w:type="spellStart"/>
-      <w:r>
-        <w:t>TailwindCSS</w:t>
-      </w:r>
-      <w:proofErr w:type="spellEnd"/>
-      <w:r>
-        <w:t>, Alpine.js</w:t>
+        <w:t>Frontend: Blade Templates, TailwindCSS, Alpine.js</w:t>
       </w:r>
     </w:p>
     <w:p>
@@ -540,49 +522,7 @@
         <w:rPr>
           <w:lang w:val="es-VE"/>
         </w:rPr>
-        <w:t xml:space="preserve">Dependencias críticas: </w:t>
-      </w:r>
-      <w:proofErr w:type="spellStart"/>
-      <w:r>
-        <w:rPr>
-          <w:lang w:val="es-VE"/>
-        </w:rPr>
-        <w:t>Spatie</w:t>
-      </w:r>
-      <w:proofErr w:type="spellEnd"/>
-      <w:r>
-        <w:rPr>
-          <w:lang w:val="es-VE"/>
-        </w:rPr>
-        <w:t xml:space="preserve"> </w:t>
-      </w:r>
-      <w:proofErr w:type="spellStart"/>
-      <w:r>
-        <w:rPr>
-          <w:lang w:val="es-VE"/>
-        </w:rPr>
-        <w:t>Permission</w:t>
-      </w:r>
-      <w:proofErr w:type="spellEnd"/>
-      <w:r>
-        <w:rPr>
-          <w:lang w:val="es-VE"/>
-        </w:rPr>
-        <w:t xml:space="preserve"> (Roles), </w:t>
-      </w:r>
-      <w:proofErr w:type="spellStart"/>
-      <w:r>
-        <w:rPr>
-          <w:lang w:val="es-VE"/>
-        </w:rPr>
-        <w:t>DomPDF</w:t>
-      </w:r>
-      <w:proofErr w:type="spellEnd"/>
-      <w:r>
-        <w:rPr>
-          <w:lang w:val="es-VE"/>
-        </w:rPr>
-        <w:t xml:space="preserve"> (Generación de Documentos).</w:t>
+        <w:t>Dependencias críticas: Spatie Permission (Roles), DomPDF (Generación de Documentos).</w:t>
       </w:r>
     </w:p>
     <w:p>
@@ -597,21 +537,7 @@
         <w:rPr>
           <w:lang w:val="es-VE"/>
         </w:rPr>
-        <w:t xml:space="preserve">1.2 Patrón MVC y </w:t>
-      </w:r>
-      <w:proofErr w:type="spellStart"/>
-      <w:r>
-        <w:rPr>
-          <w:lang w:val="es-VE"/>
-        </w:rPr>
-        <w:t>Repository</w:t>
-      </w:r>
-      <w:proofErr w:type="spellEnd"/>
-      <w:r>
-        <w:rPr>
-          <w:lang w:val="es-VE"/>
-        </w:rPr>
-        <w:t xml:space="preserve"> / Service</w:t>
+        <w:t>1.2 Patrón MVC y Repository / Service</w:t>
       </w:r>
       <w:bookmarkEnd w:id="3"/>
     </w:p>
@@ -640,61 +566,7 @@
           <w:bCs/>
           <w:lang w:val="es-VE"/>
         </w:rPr>
-        <w:t xml:space="preserve">Clase </w:t>
-      </w:r>
-      <w:proofErr w:type="spellStart"/>
-      <w:r>
-        <w:rPr>
-          <w:b/>
-          <w:bCs/>
-          <w:lang w:val="es-VE"/>
-        </w:rPr>
-        <w:t>CatalogoCache</w:t>
-      </w:r>
-      <w:proofErr w:type="spellEnd"/>
-      <w:r>
-        <w:rPr>
-          <w:b/>
-          <w:bCs/>
-          <w:lang w:val="es-VE"/>
-        </w:rPr>
-        <w:t xml:space="preserve"> (app/</w:t>
-      </w:r>
-      <w:proofErr w:type="spellStart"/>
-      <w:r>
-        <w:rPr>
-          <w:b/>
-          <w:bCs/>
-          <w:lang w:val="es-VE"/>
-        </w:rPr>
-        <w:t>Services</w:t>
-      </w:r>
-      <w:proofErr w:type="spellEnd"/>
-      <w:r>
-        <w:rPr>
-          <w:b/>
-          <w:bCs/>
-          <w:lang w:val="es-VE"/>
-        </w:rPr>
-        <w:t>/</w:t>
-      </w:r>
-      <w:proofErr w:type="spellStart"/>
-      <w:r>
-        <w:rPr>
-          <w:b/>
-          <w:bCs/>
-          <w:lang w:val="es-VE"/>
-        </w:rPr>
-        <w:t>CatalogoCache.php</w:t>
-      </w:r>
-      <w:proofErr w:type="spellEnd"/>
-      <w:r>
-        <w:rPr>
-          <w:b/>
-          <w:bCs/>
-          <w:lang w:val="es-VE"/>
-        </w:rPr>
-        <w:t>)</w:t>
+        <w:t>Clase CatalogoCache (app/Services/CatalogoCache.php)</w:t>
       </w:r>
     </w:p>
     <w:p>
@@ -717,486 +589,122 @@
           <w:lang w:val="es-VE"/>
         </w:rPr>
       </w:pPr>
-      <w:proofErr w:type="spellStart"/>
       <w:r>
         <w:rPr>
           <w:rFonts w:ascii="Consolas" w:eastAsia="Consolas" w:hAnsi="Consolas" w:cs="Consolas"/>
           <w:color w:val="D63384"/>
           <w:lang w:val="es-VE"/>
         </w:rPr>
-        <w:t>public</w:t>
-      </w:r>
-      <w:proofErr w:type="spellEnd"/>
+        <w:t>public static function partidas() {</w:t>
+      </w:r>
+    </w:p>
+    <w:p>
+      <w:pPr>
+        <w:pStyle w:val="codeBox"/>
+        <w:rPr>
+          <w:lang w:val="es-VE"/>
+        </w:rPr>
+      </w:pPr>
+      <w:r>
+        <w:rPr>
+          <w:rFonts w:ascii="Consolas" w:eastAsia="Consolas" w:hAnsi="Consolas" w:cs="Consolas"/>
+          <w:color w:val="333333"/>
+          <w:lang w:val="es-VE"/>
+        </w:rPr>
+        <w:t xml:space="preserve">    return Cache::remember("catalogo_partidas_" . session("ejercicio_id"), 3600, function () {</w:t>
+      </w:r>
+    </w:p>
+    <w:p>
+      <w:pPr>
+        <w:pStyle w:val="codeBox"/>
+        <w:rPr>
+          <w:lang w:val="es-VE"/>
+        </w:rPr>
+      </w:pPr>
+      <w:r>
+        <w:rPr>
+          <w:rFonts w:ascii="Consolas" w:eastAsia="Consolas" w:hAnsi="Consolas" w:cs="Consolas"/>
+          <w:color w:val="333333"/>
+          <w:lang w:val="es-VE"/>
+        </w:rPr>
+        <w:t xml:space="preserve">        return PartidaPresupuestaria::where("ejercicio_fiscal_id", session("ejercicio_id"))-&gt;get();</w:t>
+      </w:r>
+    </w:p>
+    <w:p>
+      <w:pPr>
+        <w:pStyle w:val="codeBox"/>
+        <w:rPr>
+          <w:lang w:val="es-VE"/>
+        </w:rPr>
+      </w:pPr>
+      <w:r>
+        <w:rPr>
+          <w:rFonts w:ascii="Consolas" w:eastAsia="Consolas" w:hAnsi="Consolas" w:cs="Consolas"/>
+          <w:color w:val="333333"/>
+          <w:lang w:val="es-VE"/>
+        </w:rPr>
+        <w:t xml:space="preserve">    });</w:t>
+      </w:r>
+    </w:p>
+    <w:p>
+      <w:pPr>
+        <w:pStyle w:val="codeBox"/>
+        <w:rPr>
+          <w:lang w:val="es-VE"/>
+        </w:rPr>
+      </w:pPr>
       <w:r>
         <w:rPr>
           <w:rFonts w:ascii="Consolas" w:eastAsia="Consolas" w:hAnsi="Consolas" w:cs="Consolas"/>
           <w:color w:val="D63384"/>
           <w:lang w:val="es-VE"/>
         </w:rPr>
-        <w:t xml:space="preserve"> </w:t>
-      </w:r>
-      <w:proofErr w:type="spellStart"/>
+        <w:t>}</w:t>
+      </w:r>
+    </w:p>
+    <w:p>
+      <w:pPr>
+        <w:pStyle w:val="Ttulo2"/>
+        <w:rPr>
+          <w:lang w:val="es-VE"/>
+        </w:rPr>
+      </w:pPr>
+      <w:bookmarkStart w:id="4" w:name="_Toc5"/>
+      <w:r>
+        <w:rPr>
+          <w:lang w:val="es-VE"/>
+        </w:rPr>
+        <w:t>1.3 Optimización de Consultas (Eager Loading)</w:t>
+      </w:r>
+      <w:bookmarkEnd w:id="4"/>
+    </w:p>
+    <w:p>
+      <w:pPr>
+        <w:rPr>
+          <w:lang w:val="es-VE"/>
+        </w:rPr>
+      </w:pPr>
+      <w:r>
+        <w:rPr>
+          <w:lang w:val="es-VE"/>
+        </w:rPr>
+        <w:t>Para resolver problemas críticos de rendimiento (N+1 queries), los controladores obligan a cargar relaciones anidadas usando el método with(). En el modelo Compromiso.php, esto está configurado nativamente:</w:t>
+      </w:r>
+    </w:p>
+    <w:p>
+      <w:pPr>
+        <w:pStyle w:val="codeBox"/>
+        <w:rPr>
+          <w:lang w:val="es-VE"/>
+        </w:rPr>
+      </w:pPr>
       <w:r>
         <w:rPr>
           <w:rFonts w:ascii="Consolas" w:eastAsia="Consolas" w:hAnsi="Consolas" w:cs="Consolas"/>
           <w:color w:val="D63384"/>
           <w:lang w:val="es-VE"/>
         </w:rPr>
-        <w:t>static</w:t>
-      </w:r>
-      <w:proofErr w:type="spellEnd"/>
-      <w:r>
-        <w:rPr>
-          <w:rFonts w:ascii="Consolas" w:eastAsia="Consolas" w:hAnsi="Consolas" w:cs="Consolas"/>
-          <w:color w:val="D63384"/>
-          <w:lang w:val="es-VE"/>
-        </w:rPr>
-        <w:t xml:space="preserve"> </w:t>
-      </w:r>
-      <w:proofErr w:type="spellStart"/>
-      <w:r>
-        <w:rPr>
-          <w:rFonts w:ascii="Consolas" w:eastAsia="Consolas" w:hAnsi="Consolas" w:cs="Consolas"/>
-          <w:color w:val="D63384"/>
-          <w:lang w:val="es-VE"/>
-        </w:rPr>
-        <w:t>function</w:t>
-      </w:r>
-      <w:proofErr w:type="spellEnd"/>
-      <w:r>
-        <w:rPr>
-          <w:rFonts w:ascii="Consolas" w:eastAsia="Consolas" w:hAnsi="Consolas" w:cs="Consolas"/>
-          <w:color w:val="D63384"/>
-          <w:lang w:val="es-VE"/>
-        </w:rPr>
-        <w:t xml:space="preserve"> partidas() {</w:t>
-      </w:r>
-    </w:p>
-    <w:p>
-      <w:pPr>
-        <w:pStyle w:val="codeBox"/>
-        <w:rPr>
-          <w:lang w:val="es-VE"/>
-        </w:rPr>
-      </w:pPr>
-      <w:r>
-        <w:rPr>
-          <w:rFonts w:ascii="Consolas" w:eastAsia="Consolas" w:hAnsi="Consolas" w:cs="Consolas"/>
-          <w:color w:val="333333"/>
-          <w:lang w:val="es-VE"/>
-        </w:rPr>
-        <w:t xml:space="preserve">    </w:t>
-      </w:r>
-      <w:proofErr w:type="spellStart"/>
-      <w:r>
-        <w:rPr>
-          <w:rFonts w:ascii="Consolas" w:eastAsia="Consolas" w:hAnsi="Consolas" w:cs="Consolas"/>
-          <w:color w:val="333333"/>
-          <w:lang w:val="es-VE"/>
-        </w:rPr>
-        <w:t>return</w:t>
-      </w:r>
-      <w:proofErr w:type="spellEnd"/>
-      <w:r>
-        <w:rPr>
-          <w:rFonts w:ascii="Consolas" w:eastAsia="Consolas" w:hAnsi="Consolas" w:cs="Consolas"/>
-          <w:color w:val="333333"/>
-          <w:lang w:val="es-VE"/>
-        </w:rPr>
-        <w:t xml:space="preserve"> Cache::</w:t>
-      </w:r>
-      <w:proofErr w:type="spellStart"/>
-      <w:r>
-        <w:rPr>
-          <w:rFonts w:ascii="Consolas" w:eastAsia="Consolas" w:hAnsi="Consolas" w:cs="Consolas"/>
-          <w:color w:val="333333"/>
-          <w:lang w:val="es-VE"/>
-        </w:rPr>
-        <w:t>remember</w:t>
-      </w:r>
-      <w:proofErr w:type="spellEnd"/>
-      <w:r>
-        <w:rPr>
-          <w:rFonts w:ascii="Consolas" w:eastAsia="Consolas" w:hAnsi="Consolas" w:cs="Consolas"/>
-          <w:color w:val="333333"/>
-          <w:lang w:val="es-VE"/>
-        </w:rPr>
-        <w:t>("</w:t>
-      </w:r>
-      <w:proofErr w:type="spellStart"/>
-      <w:r>
-        <w:rPr>
-          <w:rFonts w:ascii="Consolas" w:eastAsia="Consolas" w:hAnsi="Consolas" w:cs="Consolas"/>
-          <w:color w:val="333333"/>
-          <w:lang w:val="es-VE"/>
-        </w:rPr>
-        <w:t>catalogo_partidas</w:t>
-      </w:r>
-      <w:proofErr w:type="spellEnd"/>
-      <w:r>
-        <w:rPr>
-          <w:rFonts w:ascii="Consolas" w:eastAsia="Consolas" w:hAnsi="Consolas" w:cs="Consolas"/>
-          <w:color w:val="333333"/>
-          <w:lang w:val="es-VE"/>
-        </w:rPr>
-        <w:t xml:space="preserve">_" . </w:t>
-      </w:r>
-      <w:proofErr w:type="spellStart"/>
-      <w:r>
-        <w:rPr>
-          <w:rFonts w:ascii="Consolas" w:eastAsia="Consolas" w:hAnsi="Consolas" w:cs="Consolas"/>
-          <w:color w:val="333333"/>
-          <w:lang w:val="es-VE"/>
-        </w:rPr>
-        <w:t>session</w:t>
-      </w:r>
-      <w:proofErr w:type="spellEnd"/>
-      <w:r>
-        <w:rPr>
-          <w:rFonts w:ascii="Consolas" w:eastAsia="Consolas" w:hAnsi="Consolas" w:cs="Consolas"/>
-          <w:color w:val="333333"/>
-          <w:lang w:val="es-VE"/>
-        </w:rPr>
-        <w:t>("</w:t>
-      </w:r>
-      <w:proofErr w:type="spellStart"/>
-      <w:r>
-        <w:rPr>
-          <w:rFonts w:ascii="Consolas" w:eastAsia="Consolas" w:hAnsi="Consolas" w:cs="Consolas"/>
-          <w:color w:val="333333"/>
-          <w:lang w:val="es-VE"/>
-        </w:rPr>
-        <w:t>ejercicio_id</w:t>
-      </w:r>
-      <w:proofErr w:type="spellEnd"/>
-      <w:r>
-        <w:rPr>
-          <w:rFonts w:ascii="Consolas" w:eastAsia="Consolas" w:hAnsi="Consolas" w:cs="Consolas"/>
-          <w:color w:val="333333"/>
-          <w:lang w:val="es-VE"/>
-        </w:rPr>
-        <w:t xml:space="preserve">"), 3600, </w:t>
-      </w:r>
-      <w:proofErr w:type="spellStart"/>
-      <w:r>
-        <w:rPr>
-          <w:rFonts w:ascii="Consolas" w:eastAsia="Consolas" w:hAnsi="Consolas" w:cs="Consolas"/>
-          <w:color w:val="333333"/>
-          <w:lang w:val="es-VE"/>
-        </w:rPr>
-        <w:t>function</w:t>
-      </w:r>
-      <w:proofErr w:type="spellEnd"/>
-      <w:r>
-        <w:rPr>
-          <w:rFonts w:ascii="Consolas" w:eastAsia="Consolas" w:hAnsi="Consolas" w:cs="Consolas"/>
-          <w:color w:val="333333"/>
-          <w:lang w:val="es-VE"/>
-        </w:rPr>
-        <w:t xml:space="preserve"> () {</w:t>
-      </w:r>
-    </w:p>
-    <w:p>
-      <w:pPr>
-        <w:pStyle w:val="codeBox"/>
-        <w:rPr>
-          <w:lang w:val="es-VE"/>
-        </w:rPr>
-      </w:pPr>
-      <w:r>
-        <w:rPr>
-          <w:rFonts w:ascii="Consolas" w:eastAsia="Consolas" w:hAnsi="Consolas" w:cs="Consolas"/>
-          <w:color w:val="333333"/>
-          <w:lang w:val="es-VE"/>
-        </w:rPr>
-        <w:t xml:space="preserve">        </w:t>
-      </w:r>
-      <w:proofErr w:type="spellStart"/>
-      <w:r>
-        <w:rPr>
-          <w:rFonts w:ascii="Consolas" w:eastAsia="Consolas" w:hAnsi="Consolas" w:cs="Consolas"/>
-          <w:color w:val="333333"/>
-          <w:lang w:val="es-VE"/>
-        </w:rPr>
-        <w:t>return</w:t>
-      </w:r>
-      <w:proofErr w:type="spellEnd"/>
-      <w:r>
-        <w:rPr>
-          <w:rFonts w:ascii="Consolas" w:eastAsia="Consolas" w:hAnsi="Consolas" w:cs="Consolas"/>
-          <w:color w:val="333333"/>
-          <w:lang w:val="es-VE"/>
-        </w:rPr>
-        <w:t xml:space="preserve"> </w:t>
-      </w:r>
-      <w:proofErr w:type="spellStart"/>
-      <w:r>
-        <w:rPr>
-          <w:rFonts w:ascii="Consolas" w:eastAsia="Consolas" w:hAnsi="Consolas" w:cs="Consolas"/>
-          <w:color w:val="333333"/>
-          <w:lang w:val="es-VE"/>
-        </w:rPr>
-        <w:t>PartidaPresupuestaria</w:t>
-      </w:r>
-      <w:proofErr w:type="spellEnd"/>
-      <w:r>
-        <w:rPr>
-          <w:rFonts w:ascii="Consolas" w:eastAsia="Consolas" w:hAnsi="Consolas" w:cs="Consolas"/>
-          <w:color w:val="333333"/>
-          <w:lang w:val="es-VE"/>
-        </w:rPr>
-        <w:t>::</w:t>
-      </w:r>
-      <w:proofErr w:type="spellStart"/>
-      <w:r>
-        <w:rPr>
-          <w:rFonts w:ascii="Consolas" w:eastAsia="Consolas" w:hAnsi="Consolas" w:cs="Consolas"/>
-          <w:color w:val="333333"/>
-          <w:lang w:val="es-VE"/>
-        </w:rPr>
-        <w:t>where</w:t>
-      </w:r>
-      <w:proofErr w:type="spellEnd"/>
-      <w:r>
-        <w:rPr>
-          <w:rFonts w:ascii="Consolas" w:eastAsia="Consolas" w:hAnsi="Consolas" w:cs="Consolas"/>
-          <w:color w:val="333333"/>
-          <w:lang w:val="es-VE"/>
-        </w:rPr>
-        <w:t>("</w:t>
-      </w:r>
-      <w:proofErr w:type="spellStart"/>
-      <w:r>
-        <w:rPr>
-          <w:rFonts w:ascii="Consolas" w:eastAsia="Consolas" w:hAnsi="Consolas" w:cs="Consolas"/>
-          <w:color w:val="333333"/>
-          <w:lang w:val="es-VE"/>
-        </w:rPr>
-        <w:t>ejercicio_fiscal_id</w:t>
-      </w:r>
-      <w:proofErr w:type="spellEnd"/>
-      <w:r>
-        <w:rPr>
-          <w:rFonts w:ascii="Consolas" w:eastAsia="Consolas" w:hAnsi="Consolas" w:cs="Consolas"/>
-          <w:color w:val="333333"/>
-          <w:lang w:val="es-VE"/>
-        </w:rPr>
-        <w:t xml:space="preserve">", </w:t>
-      </w:r>
-      <w:proofErr w:type="spellStart"/>
-      <w:r>
-        <w:rPr>
-          <w:rFonts w:ascii="Consolas" w:eastAsia="Consolas" w:hAnsi="Consolas" w:cs="Consolas"/>
-          <w:color w:val="333333"/>
-          <w:lang w:val="es-VE"/>
-        </w:rPr>
-        <w:t>session</w:t>
-      </w:r>
-      <w:proofErr w:type="spellEnd"/>
-      <w:r>
-        <w:rPr>
-          <w:rFonts w:ascii="Consolas" w:eastAsia="Consolas" w:hAnsi="Consolas" w:cs="Consolas"/>
-          <w:color w:val="333333"/>
-          <w:lang w:val="es-VE"/>
-        </w:rPr>
-        <w:t>("</w:t>
-      </w:r>
-      <w:proofErr w:type="spellStart"/>
-      <w:r>
-        <w:rPr>
-          <w:rFonts w:ascii="Consolas" w:eastAsia="Consolas" w:hAnsi="Consolas" w:cs="Consolas"/>
-          <w:color w:val="333333"/>
-          <w:lang w:val="es-VE"/>
-        </w:rPr>
-        <w:t>ejercicio_id</w:t>
-      </w:r>
-      <w:proofErr w:type="spellEnd"/>
-      <w:r>
-        <w:rPr>
-          <w:rFonts w:ascii="Consolas" w:eastAsia="Consolas" w:hAnsi="Consolas" w:cs="Consolas"/>
-          <w:color w:val="333333"/>
-          <w:lang w:val="es-VE"/>
-        </w:rPr>
-        <w:t>"))-&gt;</w:t>
-      </w:r>
-      <w:proofErr w:type="spellStart"/>
-      <w:r>
-        <w:rPr>
-          <w:rFonts w:ascii="Consolas" w:eastAsia="Consolas" w:hAnsi="Consolas" w:cs="Consolas"/>
-          <w:color w:val="333333"/>
-          <w:lang w:val="es-VE"/>
-        </w:rPr>
-        <w:t>get</w:t>
-      </w:r>
-      <w:proofErr w:type="spellEnd"/>
-      <w:r>
-        <w:rPr>
-          <w:rFonts w:ascii="Consolas" w:eastAsia="Consolas" w:hAnsi="Consolas" w:cs="Consolas"/>
-          <w:color w:val="333333"/>
-          <w:lang w:val="es-VE"/>
-        </w:rPr>
-        <w:t>();</w:t>
-      </w:r>
-    </w:p>
-    <w:p>
-      <w:pPr>
-        <w:pStyle w:val="codeBox"/>
-        <w:rPr>
-          <w:lang w:val="es-VE"/>
-        </w:rPr>
-      </w:pPr>
-      <w:r>
-        <w:rPr>
-          <w:rFonts w:ascii="Consolas" w:eastAsia="Consolas" w:hAnsi="Consolas" w:cs="Consolas"/>
-          <w:color w:val="333333"/>
-          <w:lang w:val="es-VE"/>
-        </w:rPr>
-        <w:t xml:space="preserve">    });</w:t>
-      </w:r>
-    </w:p>
-    <w:p>
-      <w:pPr>
-        <w:pStyle w:val="codeBox"/>
-        <w:rPr>
-          <w:lang w:val="es-VE"/>
-        </w:rPr>
-      </w:pPr>
-      <w:r>
-        <w:rPr>
-          <w:rFonts w:ascii="Consolas" w:eastAsia="Consolas" w:hAnsi="Consolas" w:cs="Consolas"/>
-          <w:color w:val="D63384"/>
-          <w:lang w:val="es-VE"/>
-        </w:rPr>
-        <w:t>}</w:t>
-      </w:r>
-    </w:p>
-    <w:p>
-      <w:pPr>
-        <w:pStyle w:val="Ttulo2"/>
-        <w:rPr>
-          <w:lang w:val="es-VE"/>
-        </w:rPr>
-      </w:pPr>
-      <w:bookmarkStart w:id="4" w:name="_Toc5"/>
-      <w:r>
-        <w:rPr>
-          <w:lang w:val="es-VE"/>
-        </w:rPr>
-        <w:t xml:space="preserve">1.3 Optimización de Consultas (Eager </w:t>
-      </w:r>
-      <w:proofErr w:type="spellStart"/>
-      <w:r>
-        <w:rPr>
-          <w:lang w:val="es-VE"/>
-        </w:rPr>
-        <w:t>Loading</w:t>
-      </w:r>
-      <w:proofErr w:type="spellEnd"/>
-      <w:r>
-        <w:rPr>
-          <w:lang w:val="es-VE"/>
-        </w:rPr>
-        <w:t>)</w:t>
-      </w:r>
-      <w:bookmarkEnd w:id="4"/>
-    </w:p>
-    <w:p>
-      <w:pPr>
-        <w:rPr>
-          <w:lang w:val="es-VE"/>
-        </w:rPr>
-      </w:pPr>
-      <w:r>
-        <w:rPr>
-          <w:lang w:val="es-VE"/>
-        </w:rPr>
-        <w:t xml:space="preserve">Para resolver problemas críticos de rendimiento (N+1 </w:t>
-      </w:r>
-      <w:proofErr w:type="spellStart"/>
-      <w:r>
-        <w:rPr>
-          <w:lang w:val="es-VE"/>
-        </w:rPr>
-        <w:t>queries</w:t>
-      </w:r>
-      <w:proofErr w:type="spellEnd"/>
-      <w:r>
-        <w:rPr>
-          <w:lang w:val="es-VE"/>
-        </w:rPr>
-        <w:t xml:space="preserve">), los controladores obligan a cargar relaciones anidadas usando el método </w:t>
-      </w:r>
-      <w:proofErr w:type="spellStart"/>
-      <w:r>
-        <w:rPr>
-          <w:lang w:val="es-VE"/>
-        </w:rPr>
-        <w:t>with</w:t>
-      </w:r>
-      <w:proofErr w:type="spellEnd"/>
-      <w:r>
-        <w:rPr>
-          <w:lang w:val="es-VE"/>
-        </w:rPr>
-        <w:t xml:space="preserve">(). En el modelo </w:t>
-      </w:r>
-      <w:proofErr w:type="spellStart"/>
-      <w:r>
-        <w:rPr>
-          <w:lang w:val="es-VE"/>
-        </w:rPr>
-        <w:t>Compromiso.php</w:t>
-      </w:r>
-      <w:proofErr w:type="spellEnd"/>
-      <w:r>
-        <w:rPr>
-          <w:lang w:val="es-VE"/>
-        </w:rPr>
-        <w:t>, esto está configurado nativamente:</w:t>
-      </w:r>
-    </w:p>
-    <w:p>
-      <w:pPr>
-        <w:pStyle w:val="codeBox"/>
-        <w:rPr>
-          <w:lang w:val="es-VE"/>
-        </w:rPr>
-      </w:pPr>
-      <w:proofErr w:type="spellStart"/>
-      <w:r>
-        <w:rPr>
-          <w:rFonts w:ascii="Consolas" w:eastAsia="Consolas" w:hAnsi="Consolas" w:cs="Consolas"/>
-          <w:color w:val="D63384"/>
-          <w:lang w:val="es-VE"/>
-        </w:rPr>
-        <w:t>protected</w:t>
-      </w:r>
-      <w:proofErr w:type="spellEnd"/>
-      <w:r>
-        <w:rPr>
-          <w:rFonts w:ascii="Consolas" w:eastAsia="Consolas" w:hAnsi="Consolas" w:cs="Consolas"/>
-          <w:color w:val="D63384"/>
-          <w:lang w:val="es-VE"/>
-        </w:rPr>
-        <w:t xml:space="preserve"> $</w:t>
-      </w:r>
-      <w:proofErr w:type="spellStart"/>
-      <w:r>
-        <w:rPr>
-          <w:rFonts w:ascii="Consolas" w:eastAsia="Consolas" w:hAnsi="Consolas" w:cs="Consolas"/>
-          <w:color w:val="D63384"/>
-          <w:lang w:val="es-VE"/>
-        </w:rPr>
-        <w:t>with</w:t>
-      </w:r>
-      <w:proofErr w:type="spellEnd"/>
-      <w:r>
-        <w:rPr>
-          <w:rFonts w:ascii="Consolas" w:eastAsia="Consolas" w:hAnsi="Consolas" w:cs="Consolas"/>
-          <w:color w:val="D63384"/>
-          <w:lang w:val="es-VE"/>
-        </w:rPr>
-        <w:t xml:space="preserve"> = ["partida"];</w:t>
+        <w:t>protected $with = ["partida"];</w:t>
       </w:r>
     </w:p>
     <w:p>
@@ -1282,35 +790,7 @@
         <w:rPr>
           <w:lang w:val="es-VE"/>
         </w:rPr>
-        <w:t>La mayoría de los modelos críticos implementan el paquete "</w:t>
-      </w:r>
-      <w:proofErr w:type="spellStart"/>
-      <w:r>
-        <w:rPr>
-          <w:lang w:val="es-VE"/>
-        </w:rPr>
-        <w:t>owen-it</w:t>
-      </w:r>
-      <w:proofErr w:type="spellEnd"/>
-      <w:r>
-        <w:rPr>
-          <w:lang w:val="es-VE"/>
-        </w:rPr>
-        <w:t>/</w:t>
-      </w:r>
-      <w:proofErr w:type="spellStart"/>
-      <w:r>
-        <w:rPr>
-          <w:lang w:val="es-VE"/>
-        </w:rPr>
-        <w:t>laravel-auditing</w:t>
-      </w:r>
-      <w:proofErr w:type="spellEnd"/>
-      <w:r>
-        <w:rPr>
-          <w:lang w:val="es-VE"/>
-        </w:rPr>
-        <w:t>". Esto permite registrar quién, cuándo y qué campos modificó en un registro (ej. al anular un compromiso).</w:t>
+        <w:t>La mayoría de los modelos críticos implementan el paquete "owen-it/laravel-auditing". Esto permite registrar quién, cuándo y qué campos modificó en un registro (ej. al anular un compromiso).</w:t>
       </w:r>
     </w:p>
     <w:p>
@@ -1325,71 +805,21 @@
         <w:rPr>
           <w:lang w:val="es-VE"/>
         </w:rPr>
-        <w:t xml:space="preserve">2.2 Aislamiento de Datos: </w:t>
-      </w:r>
-      <w:proofErr w:type="spellStart"/>
-      <w:r>
-        <w:rPr>
-          <w:lang w:val="es-VE"/>
-        </w:rPr>
-        <w:t>Trait</w:t>
-      </w:r>
-      <w:proofErr w:type="spellEnd"/>
-      <w:r>
-        <w:rPr>
-          <w:lang w:val="es-VE"/>
-        </w:rPr>
-        <w:t xml:space="preserve"> </w:t>
-      </w:r>
-      <w:proofErr w:type="spellStart"/>
-      <w:r>
-        <w:rPr>
-          <w:lang w:val="es-VE"/>
-        </w:rPr>
-        <w:t>FiltraPorEjercicio</w:t>
+        <w:t>2.2 Aislamiento de Datos: Trait FiltraPorEjercicio</w:t>
       </w:r>
       <w:bookmarkEnd w:id="7"/>
-      <w:proofErr w:type="spellEnd"/>
-    </w:p>
-    <w:p>
-      <w:pPr>
-        <w:rPr>
-          <w:lang w:val="es-VE"/>
-        </w:rPr>
-      </w:pPr>
-      <w:r>
-        <w:rPr>
-          <w:lang w:val="es-VE"/>
-        </w:rPr>
-        <w:t>Para que un usuario trabajando en el Ejercicio Fiscal 2026 no modifique por error datos del 2025, se implementó un Global Scope en app/</w:t>
-      </w:r>
-      <w:proofErr w:type="spellStart"/>
-      <w:r>
-        <w:rPr>
-          <w:lang w:val="es-VE"/>
-        </w:rPr>
-        <w:t>Traits</w:t>
-      </w:r>
-      <w:proofErr w:type="spellEnd"/>
-      <w:r>
-        <w:rPr>
-          <w:lang w:val="es-VE"/>
-        </w:rPr>
-        <w:t>/</w:t>
-      </w:r>
-      <w:proofErr w:type="spellStart"/>
-      <w:r>
-        <w:rPr>
-          <w:lang w:val="es-VE"/>
-        </w:rPr>
-        <w:t>FiltraPorEjercicio.php</w:t>
-      </w:r>
-      <w:proofErr w:type="spellEnd"/>
-      <w:r>
-        <w:rPr>
-          <w:lang w:val="es-VE"/>
-        </w:rPr>
-        <w:t>.</w:t>
+    </w:p>
+    <w:p>
+      <w:pPr>
+        <w:rPr>
+          <w:lang w:val="es-VE"/>
+        </w:rPr>
+      </w:pPr>
+      <w:r>
+        <w:rPr>
+          <w:lang w:val="es-VE"/>
+        </w:rPr>
+        <w:t>Para que un usuario trabajando en el Ejercicio Fiscal 2026 no modifique por error datos del 2025, se implementó un Global Scope en app/Traits/FiltraPorEjercicio.php.</w:t>
       </w:r>
     </w:p>
     <w:p>
@@ -1412,46 +842,10 @@
         <w:rPr>
           <w:lang w:val="es-VE"/>
         </w:rPr>
-        <w:t xml:space="preserve">Laravel intercepta la consulta SQL a nivel del ORM y añade automáticamente la cláusula WHERE </w:t>
-      </w:r>
-      <w:proofErr w:type="spellStart"/>
-      <w:r>
-        <w:rPr>
-          <w:lang w:val="es-VE"/>
-        </w:rPr>
-        <w:t>ejercicio_fiscal_id</w:t>
-      </w:r>
-      <w:proofErr w:type="spellEnd"/>
-      <w:r>
-        <w:rPr>
-          <w:lang w:val="es-VE"/>
-        </w:rPr>
-        <w:t xml:space="preserve"> = [ID_SESION] en todos los modelos que importen este </w:t>
-      </w:r>
-      <w:proofErr w:type="spellStart"/>
-      <w:r>
-        <w:rPr>
-          <w:lang w:val="es-VE"/>
-        </w:rPr>
-        <w:t>Trait</w:t>
-      </w:r>
-      <w:proofErr w:type="spellEnd"/>
-      <w:r>
-        <w:rPr>
-          <w:lang w:val="es-VE"/>
-        </w:rPr>
-        <w:t xml:space="preserve"> (Ej. </w:t>
-      </w:r>
-      <w:r>
-        <w:t xml:space="preserve">Compromiso, </w:t>
-      </w:r>
-      <w:proofErr w:type="spellStart"/>
-      <w:r>
-        <w:t>Causacion</w:t>
-      </w:r>
-      <w:proofErr w:type="spellEnd"/>
-      <w:r>
-        <w:t>, Nomina).</w:t>
+        <w:t xml:space="preserve">Laravel intercepta la consulta SQL a nivel del ORM y añade automáticamente la cláusula WHERE ejercicio_fiscal_id = [ID_SESION] en todos los modelos que importen este Trait (Ej. </w:t>
+      </w:r>
+      <w:r>
+        <w:t>Compromiso, Causacion, Nomina).</w:t>
       </w:r>
     </w:p>
     <w:p>
@@ -1463,23 +857,7 @@
           <w:rFonts w:ascii="Consolas" w:eastAsia="Consolas" w:hAnsi="Consolas" w:cs="Consolas"/>
           <w:color w:val="D63384"/>
         </w:rPr>
-        <w:t xml:space="preserve">protected static function </w:t>
-      </w:r>
-      <w:proofErr w:type="spellStart"/>
-      <w:r>
-        <w:rPr>
-          <w:rFonts w:ascii="Consolas" w:eastAsia="Consolas" w:hAnsi="Consolas" w:cs="Consolas"/>
-          <w:color w:val="D63384"/>
-        </w:rPr>
-        <w:t>bootFiltraPorEjercicio</w:t>
-      </w:r>
-      <w:proofErr w:type="spellEnd"/>
-      <w:r>
-        <w:rPr>
-          <w:rFonts w:ascii="Consolas" w:eastAsia="Consolas" w:hAnsi="Consolas" w:cs="Consolas"/>
-          <w:color w:val="D63384"/>
-        </w:rPr>
-        <w:t>() {</w:t>
+        <w:t>protected static function bootFiltraPorEjercicio() {</w:t>
       </w:r>
     </w:p>
     <w:p>
@@ -1491,160 +869,42 @@
           <w:rFonts w:ascii="Consolas" w:eastAsia="Consolas" w:hAnsi="Consolas" w:cs="Consolas"/>
           <w:color w:val="333333"/>
         </w:rPr>
-        <w:t xml:space="preserve">    static::</w:t>
-      </w:r>
-      <w:proofErr w:type="spellStart"/>
+        <w:t xml:space="preserve">    static::addGlobalScope("ejercicio", function (Builder $builder) {</w:t>
+      </w:r>
+    </w:p>
+    <w:p>
+      <w:pPr>
+        <w:pStyle w:val="codeBox"/>
+      </w:pPr>
       <w:r>
         <w:rPr>
           <w:rFonts w:ascii="Consolas" w:eastAsia="Consolas" w:hAnsi="Consolas" w:cs="Consolas"/>
           <w:color w:val="333333"/>
         </w:rPr>
-        <w:t>addGlobalScope</w:t>
-      </w:r>
-      <w:proofErr w:type="spellEnd"/>
+        <w:t xml:space="preserve">        if (session()-&gt;has("ejercicio_id")) {</w:t>
+      </w:r>
+    </w:p>
+    <w:p>
+      <w:pPr>
+        <w:pStyle w:val="codeBox"/>
+        <w:rPr>
+          <w:lang w:val="es-VE"/>
+        </w:rPr>
+      </w:pPr>
       <w:r>
         <w:rPr>
           <w:rFonts w:ascii="Consolas" w:eastAsia="Consolas" w:hAnsi="Consolas" w:cs="Consolas"/>
           <w:color w:val="333333"/>
         </w:rPr>
-        <w:t>("</w:t>
-      </w:r>
-      <w:proofErr w:type="spellStart"/>
+        <w:t xml:space="preserve">            $builder-&gt;where($builder-&gt;getQuery()-&gt;from . </w:t>
+      </w:r>
       <w:r>
         <w:rPr>
           <w:rFonts w:ascii="Consolas" w:eastAsia="Consolas" w:hAnsi="Consolas" w:cs="Consolas"/>
           <w:color w:val="333333"/>
-        </w:rPr>
-        <w:t>ejercicio</w:t>
-      </w:r>
-      <w:proofErr w:type="spellEnd"/>
-      <w:r>
-        <w:rPr>
-          <w:rFonts w:ascii="Consolas" w:eastAsia="Consolas" w:hAnsi="Consolas" w:cs="Consolas"/>
-          <w:color w:val="333333"/>
-        </w:rPr>
-        <w:t>", function (Builder $builder) {</w:t>
-      </w:r>
-    </w:p>
-    <w:p>
-      <w:pPr>
-        <w:pStyle w:val="codeBox"/>
-      </w:pPr>
-      <w:r>
-        <w:rPr>
-          <w:rFonts w:ascii="Consolas" w:eastAsia="Consolas" w:hAnsi="Consolas" w:cs="Consolas"/>
-          <w:color w:val="333333"/>
-        </w:rPr>
-        <w:t xml:space="preserve">        if (session()-&gt;has("</w:t>
-      </w:r>
-      <w:proofErr w:type="spellStart"/>
-      <w:r>
-        <w:rPr>
-          <w:rFonts w:ascii="Consolas" w:eastAsia="Consolas" w:hAnsi="Consolas" w:cs="Consolas"/>
-          <w:color w:val="333333"/>
-        </w:rPr>
-        <w:t>ejercicio_id</w:t>
-      </w:r>
-      <w:proofErr w:type="spellEnd"/>
-      <w:r>
-        <w:rPr>
-          <w:rFonts w:ascii="Consolas" w:eastAsia="Consolas" w:hAnsi="Consolas" w:cs="Consolas"/>
-          <w:color w:val="333333"/>
-        </w:rPr>
-        <w:t>")) {</w:t>
-      </w:r>
-    </w:p>
-    <w:p>
-      <w:pPr>
-        <w:pStyle w:val="codeBox"/>
-        <w:rPr>
-          <w:lang w:val="es-VE"/>
-        </w:rPr>
-      </w:pPr>
-      <w:r>
-        <w:rPr>
-          <w:rFonts w:ascii="Consolas" w:eastAsia="Consolas" w:hAnsi="Consolas" w:cs="Consolas"/>
-          <w:color w:val="333333"/>
-        </w:rPr>
-        <w:t xml:space="preserve">            $builder-&gt;where($builder-&gt;</w:t>
-      </w:r>
-      <w:proofErr w:type="spellStart"/>
-      <w:r>
-        <w:rPr>
-          <w:rFonts w:ascii="Consolas" w:eastAsia="Consolas" w:hAnsi="Consolas" w:cs="Consolas"/>
-          <w:color w:val="333333"/>
-        </w:rPr>
-        <w:t>getQuery</w:t>
-      </w:r>
-      <w:proofErr w:type="spellEnd"/>
-      <w:r>
-        <w:rPr>
-          <w:rFonts w:ascii="Consolas" w:eastAsia="Consolas" w:hAnsi="Consolas" w:cs="Consolas"/>
-          <w:color w:val="333333"/>
-        </w:rPr>
-        <w:t xml:space="preserve">()-&gt;from . </w:t>
-      </w:r>
-      <w:r>
-        <w:rPr>
-          <w:rFonts w:ascii="Consolas" w:eastAsia="Consolas" w:hAnsi="Consolas" w:cs="Consolas"/>
-          <w:color w:val="333333"/>
-          <w:lang w:val="es-VE"/>
-        </w:rPr>
-        <w:t>".</w:t>
-      </w:r>
-      <w:proofErr w:type="spellStart"/>
-      <w:r>
-        <w:rPr>
-          <w:rFonts w:ascii="Consolas" w:eastAsia="Consolas" w:hAnsi="Consolas" w:cs="Consolas"/>
-          <w:color w:val="333333"/>
-          <w:lang w:val="es-VE"/>
-        </w:rPr>
-        <w:t>ejercicio_fiscal_id</w:t>
-      </w:r>
-      <w:proofErr w:type="spellEnd"/>
-      <w:r>
-        <w:rPr>
-          <w:rFonts w:ascii="Consolas" w:eastAsia="Consolas" w:hAnsi="Consolas" w:cs="Consolas"/>
-          <w:color w:val="333333"/>
-          <w:lang w:val="es-VE"/>
-        </w:rPr>
-        <w:t xml:space="preserve">", </w:t>
-      </w:r>
-      <w:proofErr w:type="spellStart"/>
-      <w:r>
-        <w:rPr>
-          <w:rFonts w:ascii="Consolas" w:eastAsia="Consolas" w:hAnsi="Consolas" w:cs="Consolas"/>
-          <w:color w:val="333333"/>
-          <w:lang w:val="es-VE"/>
-        </w:rPr>
-        <w:t>session</w:t>
-      </w:r>
-      <w:proofErr w:type="spellEnd"/>
-      <w:r>
-        <w:rPr>
-          <w:rFonts w:ascii="Consolas" w:eastAsia="Consolas" w:hAnsi="Consolas" w:cs="Consolas"/>
-          <w:color w:val="333333"/>
-          <w:lang w:val="es-VE"/>
-        </w:rPr>
-        <w:t>("</w:t>
-      </w:r>
-      <w:proofErr w:type="spellStart"/>
-      <w:r>
-        <w:rPr>
-          <w:rFonts w:ascii="Consolas" w:eastAsia="Consolas" w:hAnsi="Consolas" w:cs="Consolas"/>
-          <w:color w:val="333333"/>
-          <w:lang w:val="es-VE"/>
-        </w:rPr>
-        <w:t>ejercicio_id</w:t>
-      </w:r>
-      <w:proofErr w:type="spellEnd"/>
-      <w:r>
-        <w:rPr>
-          <w:rFonts w:ascii="Consolas" w:eastAsia="Consolas" w:hAnsi="Consolas" w:cs="Consolas"/>
-          <w:color w:val="333333"/>
-          <w:lang w:val="es-VE"/>
-        </w:rPr>
-        <w:t>"));</w:t>
+          <w:lang w:val="es-VE"/>
+        </w:rPr>
+        <w:t>".ejercicio_fiscal_id", session("ejercicio_id"));</w:t>
       </w:r>
     </w:p>
     <w:p>
@@ -1788,21 +1048,7 @@
         <w:rPr>
           <w:lang w:val="es-VE"/>
         </w:rPr>
-        <w:t>Solución: Transacciones DB (</w:t>
-      </w:r>
-      <w:proofErr w:type="spellStart"/>
-      <w:r>
-        <w:rPr>
-          <w:lang w:val="es-VE"/>
-        </w:rPr>
-        <w:t>NominaController.php</w:t>
-      </w:r>
-      <w:proofErr w:type="spellEnd"/>
-      <w:r>
-        <w:rPr>
-          <w:lang w:val="es-VE"/>
-        </w:rPr>
-        <w:t xml:space="preserve"> @ pagar):</w:t>
+        <w:t>Solución: Transacciones DB (NominaController.php @ pagar):</w:t>
       </w:r>
     </w:p>
     <w:p>
@@ -1853,389 +1099,119 @@
           <w:color w:val="333333"/>
           <w:lang w:val="es-VE"/>
         </w:rPr>
-        <w:t xml:space="preserve">    $partida = </w:t>
-      </w:r>
-      <w:proofErr w:type="spellStart"/>
+        <w:t xml:space="preserve">    $partida = PartidaPresupuestaria::findOrFail($request-&gt;partida_id);</w:t>
+      </w:r>
+    </w:p>
+    <w:p>
+      <w:pPr>
+        <w:pStyle w:val="codeBox"/>
+        <w:rPr>
+          <w:lang w:val="es-VE"/>
+        </w:rPr>
+      </w:pPr>
       <w:r>
         <w:rPr>
           <w:rFonts w:ascii="Consolas" w:eastAsia="Consolas" w:hAnsi="Consolas" w:cs="Consolas"/>
           <w:color w:val="333333"/>
           <w:lang w:val="es-VE"/>
         </w:rPr>
-        <w:t>PartidaPresupuestaria</w:t>
-      </w:r>
-      <w:proofErr w:type="spellEnd"/>
+        <w:t xml:space="preserve">    // 2. Validación estricta</w:t>
+      </w:r>
+    </w:p>
+    <w:p>
+      <w:pPr>
+        <w:pStyle w:val="codeBox"/>
+        <w:rPr>
+          <w:lang w:val="es-VE"/>
+        </w:rPr>
+      </w:pPr>
       <w:r>
         <w:rPr>
           <w:rFonts w:ascii="Consolas" w:eastAsia="Consolas" w:hAnsi="Consolas" w:cs="Consolas"/>
           <w:color w:val="333333"/>
           <w:lang w:val="es-VE"/>
         </w:rPr>
-        <w:t>::</w:t>
-      </w:r>
-      <w:proofErr w:type="spellStart"/>
+        <w:t xml:space="preserve">    if ($nomina-&gt;total_neto &gt; $partida-&gt;saldo_actual) { throw new \Exception("Saldo insuficiente"); }</w:t>
+      </w:r>
+    </w:p>
+    <w:p>
+      <w:pPr>
+        <w:pStyle w:val="codeBox"/>
+        <w:rPr>
+          <w:lang w:val="es-VE"/>
+        </w:rPr>
+      </w:pPr>
       <w:r>
         <w:rPr>
           <w:rFonts w:ascii="Consolas" w:eastAsia="Consolas" w:hAnsi="Consolas" w:cs="Consolas"/>
           <w:color w:val="333333"/>
           <w:lang w:val="es-VE"/>
         </w:rPr>
-        <w:t>findOrFail</w:t>
-      </w:r>
-      <w:proofErr w:type="spellEnd"/>
+        <w:t xml:space="preserve">    // 3. Descontar saldo y registrar movimiento en bitácora</w:t>
+      </w:r>
+    </w:p>
+    <w:p>
+      <w:pPr>
+        <w:pStyle w:val="codeBox"/>
+        <w:rPr>
+          <w:lang w:val="es-VE"/>
+        </w:rPr>
+      </w:pPr>
       <w:r>
         <w:rPr>
           <w:rFonts w:ascii="Consolas" w:eastAsia="Consolas" w:hAnsi="Consolas" w:cs="Consolas"/>
           <w:color w:val="333333"/>
           <w:lang w:val="es-VE"/>
         </w:rPr>
-        <w:t>($</w:t>
-      </w:r>
-      <w:proofErr w:type="spellStart"/>
+        <w:t xml:space="preserve">    $partida-&gt;decrement("saldo_actual", $nomina-&gt;total_neto);</w:t>
+      </w:r>
+    </w:p>
+    <w:p>
+      <w:pPr>
+        <w:pStyle w:val="codeBox"/>
+        <w:rPr>
+          <w:lang w:val="es-VE"/>
+        </w:rPr>
+      </w:pPr>
       <w:r>
         <w:rPr>
           <w:rFonts w:ascii="Consolas" w:eastAsia="Consolas" w:hAnsi="Consolas" w:cs="Consolas"/>
           <w:color w:val="333333"/>
           <w:lang w:val="es-VE"/>
         </w:rPr>
-        <w:t>request</w:t>
-      </w:r>
-      <w:proofErr w:type="spellEnd"/>
+        <w:t xml:space="preserve">    MovimientoPartida::create([...]);</w:t>
+      </w:r>
+    </w:p>
+    <w:p>
+      <w:pPr>
+        <w:pStyle w:val="codeBox"/>
+        <w:rPr>
+          <w:lang w:val="es-VE"/>
+        </w:rPr>
+      </w:pPr>
       <w:r>
         <w:rPr>
           <w:rFonts w:ascii="Consolas" w:eastAsia="Consolas" w:hAnsi="Consolas" w:cs="Consolas"/>
           <w:color w:val="333333"/>
           <w:lang w:val="es-VE"/>
         </w:rPr>
-        <w:t>-&gt;</w:t>
-      </w:r>
-      <w:proofErr w:type="spellStart"/>
+        <w:t xml:space="preserve">    // 4. Marcar pagada</w:t>
+      </w:r>
+    </w:p>
+    <w:p>
+      <w:pPr>
+        <w:pStyle w:val="codeBox"/>
+        <w:rPr>
+          <w:lang w:val="es-VE"/>
+        </w:rPr>
+      </w:pPr>
       <w:r>
         <w:rPr>
           <w:rFonts w:ascii="Consolas" w:eastAsia="Consolas" w:hAnsi="Consolas" w:cs="Consolas"/>
           <w:color w:val="333333"/>
           <w:lang w:val="es-VE"/>
         </w:rPr>
-        <w:t>partida_id</w:t>
-      </w:r>
-      <w:proofErr w:type="spellEnd"/>
-      <w:r>
-        <w:rPr>
-          <w:rFonts w:ascii="Consolas" w:eastAsia="Consolas" w:hAnsi="Consolas" w:cs="Consolas"/>
-          <w:color w:val="333333"/>
-          <w:lang w:val="es-VE"/>
-        </w:rPr>
-        <w:t>);</w:t>
-      </w:r>
-    </w:p>
-    <w:p>
-      <w:pPr>
-        <w:pStyle w:val="codeBox"/>
-        <w:rPr>
-          <w:lang w:val="es-VE"/>
-        </w:rPr>
-      </w:pPr>
-      <w:r>
-        <w:rPr>
-          <w:rFonts w:ascii="Consolas" w:eastAsia="Consolas" w:hAnsi="Consolas" w:cs="Consolas"/>
-          <w:color w:val="333333"/>
-          <w:lang w:val="es-VE"/>
-        </w:rPr>
-        <w:t xml:space="preserve">    // 2. Validación estricta</w:t>
-      </w:r>
-    </w:p>
-    <w:p>
-      <w:pPr>
-        <w:pStyle w:val="codeBox"/>
-        <w:rPr>
-          <w:lang w:val="es-VE"/>
-        </w:rPr>
-      </w:pPr>
-      <w:r>
-        <w:rPr>
-          <w:rFonts w:ascii="Consolas" w:eastAsia="Consolas" w:hAnsi="Consolas" w:cs="Consolas"/>
-          <w:color w:val="333333"/>
-          <w:lang w:val="es-VE"/>
-        </w:rPr>
-        <w:t xml:space="preserve">    </w:t>
-      </w:r>
-      <w:proofErr w:type="spellStart"/>
-      <w:r>
-        <w:rPr>
-          <w:rFonts w:ascii="Consolas" w:eastAsia="Consolas" w:hAnsi="Consolas" w:cs="Consolas"/>
-          <w:color w:val="333333"/>
-          <w:lang w:val="es-VE"/>
-        </w:rPr>
-        <w:t>if</w:t>
-      </w:r>
-      <w:proofErr w:type="spellEnd"/>
-      <w:r>
-        <w:rPr>
-          <w:rFonts w:ascii="Consolas" w:eastAsia="Consolas" w:hAnsi="Consolas" w:cs="Consolas"/>
-          <w:color w:val="333333"/>
-          <w:lang w:val="es-VE"/>
-        </w:rPr>
-        <w:t xml:space="preserve"> ($nomina-&gt;</w:t>
-      </w:r>
-      <w:proofErr w:type="spellStart"/>
-      <w:r>
-        <w:rPr>
-          <w:rFonts w:ascii="Consolas" w:eastAsia="Consolas" w:hAnsi="Consolas" w:cs="Consolas"/>
-          <w:color w:val="333333"/>
-          <w:lang w:val="es-VE"/>
-        </w:rPr>
-        <w:t>total_neto</w:t>
-      </w:r>
-      <w:proofErr w:type="spellEnd"/>
-      <w:r>
-        <w:rPr>
-          <w:rFonts w:ascii="Consolas" w:eastAsia="Consolas" w:hAnsi="Consolas" w:cs="Consolas"/>
-          <w:color w:val="333333"/>
-          <w:lang w:val="es-VE"/>
-        </w:rPr>
-        <w:t xml:space="preserve"> &gt; $partida-&gt;</w:t>
-      </w:r>
-      <w:proofErr w:type="spellStart"/>
-      <w:r>
-        <w:rPr>
-          <w:rFonts w:ascii="Consolas" w:eastAsia="Consolas" w:hAnsi="Consolas" w:cs="Consolas"/>
-          <w:color w:val="333333"/>
-          <w:lang w:val="es-VE"/>
-        </w:rPr>
-        <w:t>saldo_actual</w:t>
-      </w:r>
-      <w:proofErr w:type="spellEnd"/>
-      <w:r>
-        <w:rPr>
-          <w:rFonts w:ascii="Consolas" w:eastAsia="Consolas" w:hAnsi="Consolas" w:cs="Consolas"/>
-          <w:color w:val="333333"/>
-          <w:lang w:val="es-VE"/>
-        </w:rPr>
-        <w:t xml:space="preserve">) { </w:t>
-      </w:r>
-      <w:proofErr w:type="spellStart"/>
-      <w:r>
-        <w:rPr>
-          <w:rFonts w:ascii="Consolas" w:eastAsia="Consolas" w:hAnsi="Consolas" w:cs="Consolas"/>
-          <w:color w:val="333333"/>
-          <w:lang w:val="es-VE"/>
-        </w:rPr>
-        <w:t>throw</w:t>
-      </w:r>
-      <w:proofErr w:type="spellEnd"/>
-      <w:r>
-        <w:rPr>
-          <w:rFonts w:ascii="Consolas" w:eastAsia="Consolas" w:hAnsi="Consolas" w:cs="Consolas"/>
-          <w:color w:val="333333"/>
-          <w:lang w:val="es-VE"/>
-        </w:rPr>
-        <w:t xml:space="preserve"> new \</w:t>
-      </w:r>
-      <w:proofErr w:type="spellStart"/>
-      <w:r>
-        <w:rPr>
-          <w:rFonts w:ascii="Consolas" w:eastAsia="Consolas" w:hAnsi="Consolas" w:cs="Consolas"/>
-          <w:color w:val="333333"/>
-          <w:lang w:val="es-VE"/>
-        </w:rPr>
-        <w:t>Exception</w:t>
-      </w:r>
-      <w:proofErr w:type="spellEnd"/>
-      <w:r>
-        <w:rPr>
-          <w:rFonts w:ascii="Consolas" w:eastAsia="Consolas" w:hAnsi="Consolas" w:cs="Consolas"/>
-          <w:color w:val="333333"/>
-          <w:lang w:val="es-VE"/>
-        </w:rPr>
-        <w:t>("Saldo insuficiente"); }</w:t>
-      </w:r>
-    </w:p>
-    <w:p>
-      <w:pPr>
-        <w:pStyle w:val="codeBox"/>
-        <w:rPr>
-          <w:lang w:val="es-VE"/>
-        </w:rPr>
-      </w:pPr>
-      <w:r>
-        <w:rPr>
-          <w:rFonts w:ascii="Consolas" w:eastAsia="Consolas" w:hAnsi="Consolas" w:cs="Consolas"/>
-          <w:color w:val="333333"/>
-          <w:lang w:val="es-VE"/>
-        </w:rPr>
-        <w:t xml:space="preserve">    // 3. Descontar saldo y registrar movimiento en bitácora</w:t>
-      </w:r>
-    </w:p>
-    <w:p>
-      <w:pPr>
-        <w:pStyle w:val="codeBox"/>
-        <w:rPr>
-          <w:lang w:val="es-VE"/>
-        </w:rPr>
-      </w:pPr>
-      <w:r>
-        <w:rPr>
-          <w:rFonts w:ascii="Consolas" w:eastAsia="Consolas" w:hAnsi="Consolas" w:cs="Consolas"/>
-          <w:color w:val="333333"/>
-          <w:lang w:val="es-VE"/>
-        </w:rPr>
-        <w:t xml:space="preserve">    $partida-&gt;</w:t>
-      </w:r>
-      <w:proofErr w:type="spellStart"/>
-      <w:r>
-        <w:rPr>
-          <w:rFonts w:ascii="Consolas" w:eastAsia="Consolas" w:hAnsi="Consolas" w:cs="Consolas"/>
-          <w:color w:val="333333"/>
-          <w:lang w:val="es-VE"/>
-        </w:rPr>
-        <w:t>decrement</w:t>
-      </w:r>
-      <w:proofErr w:type="spellEnd"/>
-      <w:r>
-        <w:rPr>
-          <w:rFonts w:ascii="Consolas" w:eastAsia="Consolas" w:hAnsi="Consolas" w:cs="Consolas"/>
-          <w:color w:val="333333"/>
-          <w:lang w:val="es-VE"/>
-        </w:rPr>
-        <w:t>("</w:t>
-      </w:r>
-      <w:proofErr w:type="spellStart"/>
-      <w:r>
-        <w:rPr>
-          <w:rFonts w:ascii="Consolas" w:eastAsia="Consolas" w:hAnsi="Consolas" w:cs="Consolas"/>
-          <w:color w:val="333333"/>
-          <w:lang w:val="es-VE"/>
-        </w:rPr>
-        <w:t>saldo_actual</w:t>
-      </w:r>
-      <w:proofErr w:type="spellEnd"/>
-      <w:r>
-        <w:rPr>
-          <w:rFonts w:ascii="Consolas" w:eastAsia="Consolas" w:hAnsi="Consolas" w:cs="Consolas"/>
-          <w:color w:val="333333"/>
-          <w:lang w:val="es-VE"/>
-        </w:rPr>
-        <w:t>", $nomina-&gt;</w:t>
-      </w:r>
-      <w:proofErr w:type="spellStart"/>
-      <w:r>
-        <w:rPr>
-          <w:rFonts w:ascii="Consolas" w:eastAsia="Consolas" w:hAnsi="Consolas" w:cs="Consolas"/>
-          <w:color w:val="333333"/>
-          <w:lang w:val="es-VE"/>
-        </w:rPr>
-        <w:t>total_neto</w:t>
-      </w:r>
-      <w:proofErr w:type="spellEnd"/>
-      <w:r>
-        <w:rPr>
-          <w:rFonts w:ascii="Consolas" w:eastAsia="Consolas" w:hAnsi="Consolas" w:cs="Consolas"/>
-          <w:color w:val="333333"/>
-          <w:lang w:val="es-VE"/>
-        </w:rPr>
-        <w:t>);</w:t>
-      </w:r>
-    </w:p>
-    <w:p>
-      <w:pPr>
-        <w:pStyle w:val="codeBox"/>
-        <w:rPr>
-          <w:lang w:val="es-VE"/>
-        </w:rPr>
-      </w:pPr>
-      <w:r>
-        <w:rPr>
-          <w:rFonts w:ascii="Consolas" w:eastAsia="Consolas" w:hAnsi="Consolas" w:cs="Consolas"/>
-          <w:color w:val="333333"/>
-          <w:lang w:val="es-VE"/>
-        </w:rPr>
-        <w:t xml:space="preserve">    </w:t>
-      </w:r>
-      <w:proofErr w:type="spellStart"/>
-      <w:r>
-        <w:rPr>
-          <w:rFonts w:ascii="Consolas" w:eastAsia="Consolas" w:hAnsi="Consolas" w:cs="Consolas"/>
-          <w:color w:val="333333"/>
-          <w:lang w:val="es-VE"/>
-        </w:rPr>
-        <w:t>MovimientoPartida</w:t>
-      </w:r>
-      <w:proofErr w:type="spellEnd"/>
-      <w:r>
-        <w:rPr>
-          <w:rFonts w:ascii="Consolas" w:eastAsia="Consolas" w:hAnsi="Consolas" w:cs="Consolas"/>
-          <w:color w:val="333333"/>
-          <w:lang w:val="es-VE"/>
-        </w:rPr>
-        <w:t>::</w:t>
-      </w:r>
-      <w:proofErr w:type="spellStart"/>
-      <w:r>
-        <w:rPr>
-          <w:rFonts w:ascii="Consolas" w:eastAsia="Consolas" w:hAnsi="Consolas" w:cs="Consolas"/>
-          <w:color w:val="333333"/>
-          <w:lang w:val="es-VE"/>
-        </w:rPr>
-        <w:t>create</w:t>
-      </w:r>
-      <w:proofErr w:type="spellEnd"/>
-      <w:r>
-        <w:rPr>
-          <w:rFonts w:ascii="Consolas" w:eastAsia="Consolas" w:hAnsi="Consolas" w:cs="Consolas"/>
-          <w:color w:val="333333"/>
-          <w:lang w:val="es-VE"/>
-        </w:rPr>
-        <w:t>([...]);</w:t>
-      </w:r>
-    </w:p>
-    <w:p>
-      <w:pPr>
-        <w:pStyle w:val="codeBox"/>
-        <w:rPr>
-          <w:lang w:val="es-VE"/>
-        </w:rPr>
-      </w:pPr>
-      <w:r>
-        <w:rPr>
-          <w:rFonts w:ascii="Consolas" w:eastAsia="Consolas" w:hAnsi="Consolas" w:cs="Consolas"/>
-          <w:color w:val="333333"/>
-          <w:lang w:val="es-VE"/>
-        </w:rPr>
-        <w:t xml:space="preserve">    // 4. Marcar pagada</w:t>
-      </w:r>
-    </w:p>
-    <w:p>
-      <w:pPr>
-        <w:pStyle w:val="codeBox"/>
-        <w:rPr>
-          <w:lang w:val="es-VE"/>
-        </w:rPr>
-      </w:pPr>
-      <w:r>
-        <w:rPr>
-          <w:rFonts w:ascii="Consolas" w:eastAsia="Consolas" w:hAnsi="Consolas" w:cs="Consolas"/>
-          <w:color w:val="333333"/>
-          <w:lang w:val="es-VE"/>
-        </w:rPr>
-        <w:t xml:space="preserve">    $nomina-&gt;</w:t>
-      </w:r>
-      <w:proofErr w:type="spellStart"/>
-      <w:r>
-        <w:rPr>
-          <w:rFonts w:ascii="Consolas" w:eastAsia="Consolas" w:hAnsi="Consolas" w:cs="Consolas"/>
-          <w:color w:val="333333"/>
-          <w:lang w:val="es-VE"/>
-        </w:rPr>
-        <w:t>update</w:t>
-      </w:r>
-      <w:proofErr w:type="spellEnd"/>
-      <w:r>
-        <w:rPr>
-          <w:rFonts w:ascii="Consolas" w:eastAsia="Consolas" w:hAnsi="Consolas" w:cs="Consolas"/>
-          <w:color w:val="333333"/>
-          <w:lang w:val="es-VE"/>
-        </w:rPr>
-        <w:t>(["estado" =&gt; "pagada"]);</w:t>
+        <w:t xml:space="preserve">    $nomina-&gt;update(["estado" =&gt; "pagada"]);</w:t>
       </w:r>
     </w:p>
     <w:p>
@@ -2264,21 +1240,7 @@
         <w:rPr>
           <w:lang w:val="es-VE"/>
         </w:rPr>
-        <w:t>Si cualquiera de estos pasos falla, la transacción se deshace (</w:t>
-      </w:r>
-      <w:proofErr w:type="spellStart"/>
-      <w:r>
-        <w:rPr>
-          <w:lang w:val="es-VE"/>
-        </w:rPr>
-        <w:t>Rollback</w:t>
-      </w:r>
-      <w:proofErr w:type="spellEnd"/>
-      <w:r>
-        <w:rPr>
-          <w:lang w:val="es-VE"/>
-        </w:rPr>
-        <w:t>), protegiendo la integridad del erario.</w:t>
+        <w:t>Si cualquiera de estos pasos falla, la transacción se deshace (Rollback), protegiendo la integridad del erario.</w:t>
       </w:r>
     </w:p>
     <w:p>
@@ -2307,49 +1269,7 @@
         <w:rPr>
           <w:lang w:val="es-VE"/>
         </w:rPr>
-        <w:t xml:space="preserve">Al emitir comprobantes (COM-2026-0001), se requiere evitar que dos usuarios generen el mismo número simultáneamente. Se usa </w:t>
-      </w:r>
-      <w:proofErr w:type="spellStart"/>
-      <w:r>
-        <w:rPr>
-          <w:lang w:val="es-VE"/>
-        </w:rPr>
-        <w:t>max</w:t>
-      </w:r>
-      <w:proofErr w:type="spellEnd"/>
-      <w:r>
-        <w:rPr>
-          <w:lang w:val="es-VE"/>
-        </w:rPr>
-        <w:t xml:space="preserve">("id") sobre la base de datos en lugar de hacer </w:t>
-      </w:r>
-      <w:proofErr w:type="spellStart"/>
-      <w:r>
-        <w:rPr>
-          <w:lang w:val="es-VE"/>
-        </w:rPr>
-        <w:t>loops</w:t>
-      </w:r>
-      <w:proofErr w:type="spellEnd"/>
-      <w:r>
-        <w:rPr>
-          <w:lang w:val="es-VE"/>
-        </w:rPr>
-        <w:t xml:space="preserve"> ineficientes en PHP (Compromiso::</w:t>
-      </w:r>
-      <w:proofErr w:type="spellStart"/>
-      <w:r>
-        <w:rPr>
-          <w:lang w:val="es-VE"/>
-        </w:rPr>
-        <w:t>generarNumero</w:t>
-      </w:r>
-      <w:proofErr w:type="spellEnd"/>
-      <w:r>
-        <w:rPr>
-          <w:lang w:val="es-VE"/>
-        </w:rPr>
-        <w:t>).</w:t>
+        <w:t>Al emitir comprobantes (COM-2026-0001), se requiere evitar que dos usuarios generen el mismo número simultáneamente. Se usa max("id") sobre la base de datos en lugar de hacer loops ineficientes en PHP (Compromiso::generarNumero).</w:t>
       </w:r>
     </w:p>
     <w:p>
@@ -2378,49 +1298,7 @@
         <w:rPr>
           <w:lang w:val="es-VE"/>
         </w:rPr>
-        <w:t>El modelo "</w:t>
-      </w:r>
-      <w:proofErr w:type="spellStart"/>
-      <w:r>
-        <w:rPr>
-          <w:lang w:val="es-VE"/>
-        </w:rPr>
-        <w:t>Retencion.php</w:t>
-      </w:r>
-      <w:proofErr w:type="spellEnd"/>
-      <w:r>
-        <w:rPr>
-          <w:lang w:val="es-VE"/>
-        </w:rPr>
-        <w:t>" contiene una función dinámica "</w:t>
-      </w:r>
-      <w:proofErr w:type="spellStart"/>
-      <w:r>
-        <w:rPr>
-          <w:lang w:val="es-VE"/>
-        </w:rPr>
-        <w:t>calcularMonto</w:t>
-      </w:r>
-      <w:proofErr w:type="spellEnd"/>
-      <w:r>
-        <w:rPr>
-          <w:lang w:val="es-VE"/>
-        </w:rPr>
-        <w:t>($</w:t>
-      </w:r>
-      <w:proofErr w:type="spellStart"/>
-      <w:r>
-        <w:rPr>
-          <w:lang w:val="es-VE"/>
-        </w:rPr>
-        <w:t>totalConIva</w:t>
-      </w:r>
-      <w:proofErr w:type="spellEnd"/>
-      <w:r>
-        <w:rPr>
-          <w:lang w:val="es-VE"/>
-        </w:rPr>
-        <w:t>)". Extrae la base imponible si se trata del IVA, o aplica la tasa porcentual / monto fijo según esté configurado en la base de datos.</w:t>
+        <w:t>El modelo "Retencion.php" contiene una función dinámica "calcularMonto($totalConIva)". Extrae la base imponible si se trata del IVA, o aplica la tasa porcentual / monto fijo según esté configurado en la base de datos.</w:t>
       </w:r>
     </w:p>
     <w:p>
@@ -2449,21 +1327,7 @@
         <w:rPr>
           <w:lang w:val="es-VE"/>
         </w:rPr>
-        <w:t xml:space="preserve">Al aprobar una Recepción, un </w:t>
-      </w:r>
-      <w:proofErr w:type="spellStart"/>
-      <w:r>
-        <w:rPr>
-          <w:lang w:val="es-VE"/>
-        </w:rPr>
-        <w:t>Observer</w:t>
-      </w:r>
-      <w:proofErr w:type="spellEnd"/>
-      <w:r>
-        <w:rPr>
-          <w:lang w:val="es-VE"/>
-        </w:rPr>
-        <w:t>/Servicio suma las cantidades al inventario central. Los despachos restan de ese stock, asegurando que no se registren valores negativos.</w:t>
+        <w:t>Al aprobar una Recepción, un Observer/Servicio suma las cantidades al inventario central. Los despachos restan de ese stock, asegurando que no se registren valores negativos.</w:t>
       </w:r>
     </w:p>
     <w:p>
@@ -2520,43 +1384,21 @@
         <w:rPr>
           <w:lang w:val="es-VE"/>
         </w:rPr>
-        <w:t xml:space="preserve">4.1 Jobs y </w:t>
-      </w:r>
-      <w:proofErr w:type="spellStart"/>
-      <w:r>
-        <w:rPr>
-          <w:lang w:val="es-VE"/>
-        </w:rPr>
-        <w:t>Queues</w:t>
+        <w:t>4.1 Jobs y Queues</w:t>
       </w:r>
       <w:bookmarkEnd w:id="14"/>
-      <w:proofErr w:type="spellEnd"/>
-    </w:p>
-    <w:p>
-      <w:pPr>
-        <w:rPr>
-          <w:lang w:val="es-VE"/>
-        </w:rPr>
-      </w:pPr>
-      <w:r>
-        <w:rPr>
-          <w:lang w:val="es-VE"/>
-        </w:rPr>
-        <w:t>El cálculo de la nómina recorre cientos de empleados, aplicando fórmulas de conceptos y deduciendo retenciones fiscales complejas. Para evitar que el navegador muestre "</w:t>
-      </w:r>
-      <w:proofErr w:type="spellStart"/>
-      <w:r>
-        <w:rPr>
-          <w:lang w:val="es-VE"/>
-        </w:rPr>
-        <w:t>Timeout</w:t>
-      </w:r>
-      <w:proofErr w:type="spellEnd"/>
-      <w:r>
-        <w:rPr>
-          <w:lang w:val="es-VE"/>
-        </w:rPr>
-        <w:t>", la ejecución matemática se encola.</w:t>
+    </w:p>
+    <w:p>
+      <w:pPr>
+        <w:rPr>
+          <w:lang w:val="es-VE"/>
+        </w:rPr>
+      </w:pPr>
+      <w:r>
+        <w:rPr>
+          <w:lang w:val="es-VE"/>
+        </w:rPr>
+        <w:t>El cálculo de la nómina recorre cientos de empleados, aplicando fórmulas de conceptos y deduciendo retenciones fiscales complejas. Para evitar que el navegador muestre "Timeout", la ejecución matemática se encola.</w:t>
       </w:r>
     </w:p>
     <w:p>
@@ -2572,25 +1414,7 @@
           <w:iCs/>
           <w:lang w:val="es-VE"/>
         </w:rPr>
-        <w:t xml:space="preserve">// </w:t>
-      </w:r>
-      <w:proofErr w:type="spellStart"/>
-      <w:r>
-        <w:rPr>
-          <w:i/>
-          <w:iCs/>
-          <w:lang w:val="es-VE"/>
-        </w:rPr>
-        <w:t>NominaController.php</w:t>
-      </w:r>
-      <w:proofErr w:type="spellEnd"/>
-      <w:r>
-        <w:rPr>
-          <w:i/>
-          <w:iCs/>
-          <w:lang w:val="es-VE"/>
-        </w:rPr>
-        <w:t xml:space="preserve"> @ store</w:t>
+        <w:t>// NominaController.php @ store</w:t>
       </w:r>
     </w:p>
     <w:p>
@@ -2600,100 +1424,26 @@
           <w:lang w:val="es-VE"/>
         </w:rPr>
       </w:pPr>
-      <w:proofErr w:type="spellStart"/>
       <w:r>
         <w:rPr>
           <w:rFonts w:ascii="Consolas" w:eastAsia="Consolas" w:hAnsi="Consolas" w:cs="Consolas"/>
           <w:color w:val="D63384"/>
           <w:lang w:val="es-VE"/>
         </w:rPr>
-        <w:t>CalcularNominaJob</w:t>
-      </w:r>
-      <w:proofErr w:type="spellEnd"/>
-      <w:r>
-        <w:rPr>
-          <w:rFonts w:ascii="Consolas" w:eastAsia="Consolas" w:hAnsi="Consolas" w:cs="Consolas"/>
-          <w:color w:val="D63384"/>
-          <w:lang w:val="es-VE"/>
-        </w:rPr>
-        <w:t>::</w:t>
-      </w:r>
-      <w:proofErr w:type="spellStart"/>
-      <w:r>
-        <w:rPr>
-          <w:rFonts w:ascii="Consolas" w:eastAsia="Consolas" w:hAnsi="Consolas" w:cs="Consolas"/>
-          <w:color w:val="D63384"/>
-          <w:lang w:val="es-VE"/>
-        </w:rPr>
-        <w:t>dispatch</w:t>
-      </w:r>
-      <w:proofErr w:type="spellEnd"/>
-      <w:r>
-        <w:rPr>
-          <w:rFonts w:ascii="Consolas" w:eastAsia="Consolas" w:hAnsi="Consolas" w:cs="Consolas"/>
-          <w:color w:val="D63384"/>
-          <w:lang w:val="es-VE"/>
-        </w:rPr>
-        <w:t>($nomina, $</w:t>
-      </w:r>
-      <w:proofErr w:type="spellStart"/>
-      <w:r>
-        <w:rPr>
-          <w:rFonts w:ascii="Consolas" w:eastAsia="Consolas" w:hAnsi="Consolas" w:cs="Consolas"/>
-          <w:color w:val="D63384"/>
-          <w:lang w:val="es-VE"/>
-        </w:rPr>
-        <w:t>idsRetenciones</w:t>
-      </w:r>
-      <w:proofErr w:type="spellEnd"/>
-      <w:r>
-        <w:rPr>
-          <w:rFonts w:ascii="Consolas" w:eastAsia="Consolas" w:hAnsi="Consolas" w:cs="Consolas"/>
-          <w:color w:val="D63384"/>
-          <w:lang w:val="es-VE"/>
-        </w:rPr>
-        <w:t>);</w:t>
-      </w:r>
-    </w:p>
-    <w:p>
-      <w:pPr>
-        <w:rPr>
-          <w:lang w:val="es-VE"/>
-        </w:rPr>
-      </w:pPr>
-      <w:r>
-        <w:rPr>
-          <w:lang w:val="es-VE"/>
-        </w:rPr>
-        <w:t>El usuario es redirigido inmediatamente al panel con un estado de "Borrador/En proceso", mientras en el servidor un "</w:t>
-      </w:r>
-      <w:proofErr w:type="spellStart"/>
-      <w:r>
-        <w:rPr>
-          <w:lang w:val="es-VE"/>
-        </w:rPr>
-        <w:t>queue:worker</w:t>
-      </w:r>
-      <w:proofErr w:type="spellEnd"/>
-      <w:r>
-        <w:rPr>
-          <w:lang w:val="es-VE"/>
-        </w:rPr>
-        <w:t xml:space="preserve">" evalúa el Job, iterando el modelo Empleado y generando miles de registros </w:t>
-      </w:r>
-      <w:proofErr w:type="spellStart"/>
-      <w:r>
-        <w:rPr>
-          <w:lang w:val="es-VE"/>
-        </w:rPr>
-        <w:t>NominaDetalle</w:t>
-      </w:r>
-      <w:proofErr w:type="spellEnd"/>
-      <w:r>
-        <w:rPr>
-          <w:lang w:val="es-VE"/>
-        </w:rPr>
-        <w:t xml:space="preserve"> silenciosamente.</w:t>
+        <w:t>CalcularNominaJob::dispatch($nomina, $idsRetenciones);</w:t>
+      </w:r>
+    </w:p>
+    <w:p>
+      <w:pPr>
+        <w:rPr>
+          <w:lang w:val="es-VE"/>
+        </w:rPr>
+      </w:pPr>
+      <w:r>
+        <w:rPr>
+          <w:lang w:val="es-VE"/>
+        </w:rPr>
+        <w:t>El usuario es redirigido inmediatamente al panel con un estado de "Borrador/En proceso", mientras en el servidor un "queue:worker" evalúa el Job, iterando el modelo Empleado y generando miles de registros NominaDetalle silenciosamente.</w:t>
       </w:r>
     </w:p>
     <w:p>
@@ -2750,21 +1500,7 @@
         <w:rPr>
           <w:lang w:val="es-VE"/>
         </w:rPr>
-        <w:t>5.1 Instalación (</w:t>
-      </w:r>
-      <w:proofErr w:type="spellStart"/>
-      <w:r>
-        <w:rPr>
-          <w:lang w:val="es-VE"/>
-        </w:rPr>
-        <w:t>Deploy</w:t>
-      </w:r>
-      <w:proofErr w:type="spellEnd"/>
-      <w:r>
-        <w:rPr>
-          <w:lang w:val="es-VE"/>
-        </w:rPr>
-        <w:t>)</w:t>
+        <w:t>5.1 Instalación (Deploy)</w:t>
       </w:r>
       <w:bookmarkEnd w:id="16"/>
     </w:p>
@@ -2788,114 +1524,45 @@
     </w:p>
     <w:p>
       <w:r>
-        <w:t xml:space="preserve">2. </w:t>
-      </w:r>
-      <w:proofErr w:type="spellStart"/>
-      <w:r>
-        <w:t>npm</w:t>
-      </w:r>
-      <w:proofErr w:type="spellEnd"/>
-      <w:r>
-        <w:t xml:space="preserve"> run build</w:t>
-      </w:r>
-    </w:p>
-    <w:p>
-      <w:pPr>
-        <w:rPr>
-          <w:lang w:val="es-VE"/>
-        </w:rPr>
-      </w:pPr>
-      <w:r>
-        <w:rPr>
-          <w:lang w:val="es-VE"/>
-        </w:rPr>
-        <w:t xml:space="preserve">3. </w:t>
-      </w:r>
-      <w:proofErr w:type="spellStart"/>
-      <w:r>
-        <w:rPr>
-          <w:lang w:val="es-VE"/>
-        </w:rPr>
-        <w:t>php</w:t>
-      </w:r>
-      <w:proofErr w:type="spellEnd"/>
-      <w:r>
-        <w:rPr>
-          <w:lang w:val="es-VE"/>
-        </w:rPr>
-        <w:t xml:space="preserve"> </w:t>
-      </w:r>
-      <w:proofErr w:type="spellStart"/>
-      <w:r>
-        <w:rPr>
-          <w:lang w:val="es-VE"/>
-        </w:rPr>
-        <w:t>artisan</w:t>
-      </w:r>
-      <w:proofErr w:type="spellEnd"/>
-      <w:r>
-        <w:rPr>
-          <w:lang w:val="es-VE"/>
-        </w:rPr>
-        <w:t xml:space="preserve"> </w:t>
-      </w:r>
-      <w:proofErr w:type="spellStart"/>
-      <w:r>
-        <w:rPr>
-          <w:lang w:val="es-VE"/>
-        </w:rPr>
-        <w:t>migrate</w:t>
-      </w:r>
-      <w:proofErr w:type="spellEnd"/>
-    </w:p>
-    <w:p>
-      <w:pPr>
-        <w:rPr>
-          <w:lang w:val="es-VE"/>
-        </w:rPr>
-      </w:pPr>
-      <w:r>
-        <w:rPr>
-          <w:lang w:val="es-VE"/>
-        </w:rPr>
-        <w:t xml:space="preserve">4. </w:t>
-      </w:r>
-      <w:proofErr w:type="spellStart"/>
-      <w:r>
-        <w:rPr>
-          <w:lang w:val="es-VE"/>
-        </w:rPr>
-        <w:t>php</w:t>
-      </w:r>
-      <w:proofErr w:type="spellEnd"/>
-      <w:r>
-        <w:rPr>
-          <w:lang w:val="es-VE"/>
-        </w:rPr>
-        <w:t xml:space="preserve"> </w:t>
-      </w:r>
-      <w:proofErr w:type="spellStart"/>
-      <w:r>
-        <w:rPr>
-          <w:lang w:val="es-VE"/>
-        </w:rPr>
-        <w:t>artisan</w:t>
-      </w:r>
-      <w:proofErr w:type="spellEnd"/>
-      <w:r>
-        <w:rPr>
-          <w:lang w:val="es-VE"/>
-        </w:rPr>
-        <w:t xml:space="preserve"> </w:t>
-      </w:r>
-      <w:proofErr w:type="spellStart"/>
-      <w:r>
-        <w:rPr>
-          <w:lang w:val="es-VE"/>
-        </w:rPr>
-        <w:t>optimize:clear</w:t>
-      </w:r>
-      <w:proofErr w:type="spellEnd"/>
+        <w:t>2. npm run build</w:t>
+      </w:r>
+    </w:p>
+    <w:p>
+      <w:r>
+        <w:t>3. php artisan migrate</w:t>
+      </w:r>
+    </w:p>
+    <w:p>
+      <w:r>
+        <w:t>4.</w:t>
+      </w:r>
+      <w:r>
+        <w:t>php artisan db:seed --class=RolesAndPermissionsSeeder</w:t>
+      </w:r>
+    </w:p>
+    <w:p>
+      <w:r>
+        <w:t>5.</w:t>
+      </w:r>
+      <w:r>
+        <w:t>php artisan db:seed --class=DatosBaseSeeder</w:t>
+      </w:r>
+    </w:p>
+    <w:p>
+      <w:r>
+        <w:t>6.</w:t>
+      </w:r>
+      <w:r>
+        <w:t>php artisan db:seed --class=PruebaIntegralSeeder</w:t>
+      </w:r>
+    </w:p>
+    <w:p>
+      <w:r>
+        <w:t>7</w:t>
+      </w:r>
+      <w:r>
+        <w:t>. php artisan optimize:clear</w:t>
+      </w:r>
     </w:p>
     <w:p>
       <w:pPr>
@@ -3002,45 +1669,8 @@
         <w:t xml:space="preserve">                        </w:t>
       </w:r>
       <w:r>
-        <w:t xml:space="preserve">Con </w:t>
-      </w:r>
-      <w:proofErr w:type="spellStart"/>
-      <w:r>
-        <w:t>extensiones:ext-zip</w:t>
-      </w:r>
-      <w:proofErr w:type="spellEnd"/>
-      <w:r>
-        <w:t xml:space="preserve">, </w:t>
-      </w:r>
-      <w:proofErr w:type="spellStart"/>
-      <w:r>
-        <w:t>ext-gd</w:t>
-      </w:r>
-      <w:proofErr w:type="spellEnd"/>
-      <w:r>
-        <w:t xml:space="preserve">, </w:t>
-      </w:r>
-      <w:proofErr w:type="spellStart"/>
-      <w:r>
-        <w:t>ext-dom</w:t>
-      </w:r>
-      <w:proofErr w:type="spellEnd"/>
-      <w:r>
-        <w:t xml:space="preserve">, </w:t>
-      </w:r>
-      <w:proofErr w:type="spellStart"/>
-      <w:r>
-        <w:t>ext</w:t>
-      </w:r>
-      <w:proofErr w:type="spellEnd"/>
-      <w:r>
-        <w:t xml:space="preserve">-xml, </w:t>
-      </w:r>
-      <w:proofErr w:type="spellStart"/>
-      <w:r>
-        <w:t>ext-json</w:t>
-      </w:r>
-      <w:proofErr w:type="spellEnd"/>
+        <w:t>Con extensiones:ext-zip, ext-gd, ext-dom, ext-xml, ext-json</w:t>
+      </w:r>
     </w:p>
     <w:p>
       <w:pPr>
@@ -3053,14 +1683,12 @@
           <w:lang w:val="es-VE"/>
         </w:rPr>
       </w:pPr>
-      <w:proofErr w:type="spellStart"/>
       <w:r>
         <w:rPr>
           <w:lang w:val="es-VE"/>
         </w:rPr>
         <w:t>Composer</w:t>
       </w:r>
-      <w:proofErr w:type="spellEnd"/>
       <w:r>
         <w:rPr>
           <w:lang w:val="es-VE"/>
@@ -3113,16 +1741,8 @@
         <w:rPr>
           <w:lang w:val="es-VE"/>
         </w:rPr>
-        <w:t xml:space="preserve">MySQL / </w:t>
-      </w:r>
-      <w:proofErr w:type="spellStart"/>
-      <w:r>
-        <w:rPr>
-          <w:lang w:val="es-VE"/>
-        </w:rPr>
-        <w:t>MariaDB</w:t>
-      </w:r>
-      <w:proofErr w:type="spellEnd"/>
+        <w:t>MySQL / MariaDB</w:t>
+      </w:r>
       <w:r>
         <w:rPr>
           <w:lang w:val="es-VE"/>
@@ -3189,21 +1809,7 @@
         <w:rPr>
           <w:lang w:val="es-VE"/>
         </w:rPr>
-        <w:t xml:space="preserve">Para compilar los </w:t>
-      </w:r>
-      <w:proofErr w:type="spellStart"/>
-      <w:r>
-        <w:rPr>
-          <w:lang w:val="es-VE"/>
-        </w:rPr>
-        <w:t>assets</w:t>
-      </w:r>
-      <w:proofErr w:type="spellEnd"/>
-      <w:r>
-        <w:rPr>
-          <w:lang w:val="es-VE"/>
-        </w:rPr>
-        <w:t xml:space="preserve"> CSS/JS</w:t>
+        <w:t>Para compilar los assets CSS/JS</w:t>
       </w:r>
     </w:p>
     <w:p>
@@ -3217,14 +1823,12 @@
           <w:lang w:val="es-VE"/>
         </w:rPr>
       </w:pPr>
-      <w:proofErr w:type="spellStart"/>
       <w:r>
         <w:rPr>
           <w:lang w:val="es-VE"/>
         </w:rPr>
         <w:t>npm</w:t>
       </w:r>
-      <w:proofErr w:type="spellEnd"/>
       <w:r>
         <w:rPr>
           <w:lang w:val="es-VE"/>
@@ -3284,16 +1888,8 @@
           <w:lang w:val="es-VE"/>
         </w:rPr>
         <w:tab/>
-        <w:t xml:space="preserve">Apache o </w:t>
-      </w:r>
-      <w:proofErr w:type="spellStart"/>
-      <w:r>
-        <w:rPr>
-          <w:lang w:val="es-VE"/>
-        </w:rPr>
-        <w:t>Nginx</w:t>
-      </w:r>
-      <w:proofErr w:type="spellEnd"/>
+        <w:t>Apache o Nginx</w:t>
+      </w:r>
       <w:r>
         <w:rPr>
           <w:lang w:val="es-VE"/>
@@ -3311,21 +1907,21 @@
         <w:rPr>
           <w:lang w:val="es-VE"/>
         </w:rPr>
-        <w:t>(</w:t>
-      </w:r>
-      <w:proofErr w:type="spellStart"/>
-      <w:r>
-        <w:rPr>
-          <w:lang w:val="es-VE"/>
-        </w:rPr>
-        <w:t>Laragon</w:t>
-      </w:r>
-      <w:proofErr w:type="spellEnd"/>
-      <w:r>
-        <w:rPr>
-          <w:lang w:val="es-VE"/>
-        </w:rPr>
-        <w:t xml:space="preserve"> incluye ambos)</w:t>
+        <w:t>(Laragon incluye ambos)</w:t>
+      </w:r>
+    </w:p>
+    <w:p>
+      <w:pPr>
+        <w:ind w:left="360"/>
+        <w:rPr>
+          <w:lang w:val="es-VE"/>
+        </w:rPr>
+      </w:pPr>
+      <w:r>
+        <w:rPr>
+          <w:lang w:val="es-VE"/>
+        </w:rPr>
+        <w:t>(PHP, MySQL, MariaDB, npm, Apache y Nginx Vienen incluidos en el gestor de Base de Datos Laragon)</w:t>
       </w:r>
     </w:p>
     <w:sectPr>
@@ -4056,7 +2652,6 @@
   <w:style w:type="character" w:default="1" w:styleId="Fuentedeprrafopredeter">
     <w:name w:val="Default Paragraph Font"/>
     <w:uiPriority w:val="1"/>
-    <w:semiHidden/>
     <w:unhideWhenUsed/>
   </w:style>
   <w:style w:type="table" w:default="1" w:styleId="Tablanormal">
